--- a/เอกสาร/แบบฟอร์มบันทึกความก้าวหน้า ครั้งที่ 5.docx
+++ b/เอกสาร/แบบฟอร์มบันทึกความก้าวหน้า ครั้งที่ 5.docx
@@ -221,7 +221,6 @@
         </w:rPr>
         <w:t xml:space="preserve">ชื่อโปรเจค </w:t>
       </w:r>
-      <w:proofErr w:type="spellStart"/>
       <w:r>
         <w:rPr>
           <w:rFonts w:ascii="TH Sarabun New" w:hAnsi="TH Sarabun New" w:cs="TH Sarabun New"/>
@@ -230,18 +229,7 @@
           <w:szCs w:val="32"/>
           <w:u w:val="single"/>
         </w:rPr>
-        <w:t>MediaPro</w:t>
-      </w:r>
-      <w:proofErr w:type="spellEnd"/>
-      <w:r>
-        <w:rPr>
-          <w:rFonts w:ascii="TH Sarabun New" w:hAnsi="TH Sarabun New" w:cs="TH Sarabun New"/>
-          <w:b/>
-          <w:bCs/>
-          <w:szCs w:val="32"/>
-          <w:u w:val="single"/>
-        </w:rPr>
-        <w:t xml:space="preserve"> </w:t>
+        <w:t xml:space="preserve">MediaPro </w:t>
       </w:r>
       <w:r>
         <w:rPr>
@@ -1320,31 +1308,7 @@
           <w:cs/>
           <w:lang w:bidi="th-TH"/>
         </w:rPr>
-        <w:t>ทำซับไตเ</w:t>
-      </w:r>
-      <w:proofErr w:type="spellStart"/>
-      <w:r>
-        <w:rPr>
-          <w:rFonts w:ascii="TH Sarabun New" w:hAnsi="TH Sarabun New" w:cs="TH Sarabun New" w:hint="cs"/>
-          <w:color w:val="1E293B"/>
-          <w:sz w:val="28"/>
-          <w:szCs w:val="28"/>
-          <w:cs/>
-          <w:lang w:bidi="th-TH"/>
-        </w:rPr>
-        <w:t>ติล</w:t>
-      </w:r>
-      <w:proofErr w:type="spellEnd"/>
-      <w:r>
-        <w:rPr>
-          <w:rFonts w:ascii="TH Sarabun New" w:hAnsi="TH Sarabun New" w:cs="TH Sarabun New" w:hint="cs"/>
-          <w:color w:val="1E293B"/>
-          <w:sz w:val="28"/>
-          <w:szCs w:val="28"/>
-          <w:cs/>
-          <w:lang w:bidi="th-TH"/>
-        </w:rPr>
-        <w:t xml:space="preserve">และ </w:t>
+        <w:t xml:space="preserve">ทำซับไตเติลและ </w:t>
       </w:r>
       <w:r>
         <w:rPr>
@@ -1355,164 +1319,6 @@
           <w:lang w:bidi="th-TH"/>
         </w:rPr>
         <w:t>Export</w:t>
-      </w:r>
-    </w:p>
-    <w:p>
-      <w:pPr>
-        <w:spacing w:after="200" w:line="360" w:lineRule="auto"/>
-        <w:ind w:left="720"/>
-        <w:rPr>
-          <w:rFonts w:ascii="TH Sarabun New" w:hAnsi="TH Sarabun New" w:cs="TH Sarabun New"/>
-          <w:b/>
-          <w:bCs/>
-          <w:sz w:val="28"/>
-          <w:szCs w:val="28"/>
-          <w:lang w:bidi="th-TH"/>
-        </w:rPr>
-      </w:pPr>
-      <w:r>
-        <w:rPr>
-          <w:rFonts w:ascii="TH Sarabun New" w:hAnsi="TH Sarabun New" w:cs="TH Sarabun New" w:hint="cs"/>
-          <w:b/>
-          <w:bCs/>
-          <w:sz w:val="28"/>
-          <w:szCs w:val="28"/>
-          <w:cs/>
-          <w:lang w:bidi="th-TH"/>
-        </w:rPr>
-        <w:t>ทำการทดลองเปรียบเทียบตัวโปรแกรมของเราในแง่การตัดต่อ ทั้งเวลาในการทำซับไตเ</w:t>
-      </w:r>
-      <w:proofErr w:type="spellStart"/>
-      <w:r>
-        <w:rPr>
-          <w:rFonts w:ascii="TH Sarabun New" w:hAnsi="TH Sarabun New" w:cs="TH Sarabun New" w:hint="cs"/>
-          <w:b/>
-          <w:bCs/>
-          <w:sz w:val="28"/>
-          <w:szCs w:val="28"/>
-          <w:cs/>
-          <w:lang w:bidi="th-TH"/>
-        </w:rPr>
-        <w:t>ติล</w:t>
-      </w:r>
-      <w:proofErr w:type="spellEnd"/>
-      <w:r>
-        <w:rPr>
-          <w:rFonts w:ascii="TH Sarabun New" w:hAnsi="TH Sarabun New" w:cs="TH Sarabun New" w:hint="cs"/>
-          <w:b/>
-          <w:bCs/>
-          <w:sz w:val="28"/>
-          <w:szCs w:val="28"/>
-          <w:cs/>
-          <w:lang w:bidi="th-TH"/>
-        </w:rPr>
-        <w:t>และการ</w:t>
-      </w:r>
-      <w:r>
-        <w:rPr>
-          <w:rFonts w:ascii="TH Sarabun New" w:hAnsi="TH Sarabun New" w:cs="TH Sarabun New"/>
-          <w:b/>
-          <w:bCs/>
-          <w:sz w:val="28"/>
-          <w:szCs w:val="28"/>
-          <w:lang w:bidi="th-TH"/>
-        </w:rPr>
-        <w:t xml:space="preserve"> Export </w:t>
-      </w:r>
-      <w:r>
-        <w:rPr>
-          <w:rFonts w:ascii="TH Sarabun New" w:hAnsi="TH Sarabun New" w:cs="TH Sarabun New" w:hint="cs"/>
-          <w:b/>
-          <w:bCs/>
-          <w:sz w:val="28"/>
-          <w:szCs w:val="28"/>
-          <w:cs/>
-          <w:lang w:bidi="th-TH"/>
-        </w:rPr>
-        <w:t>ตัววิดีโอออกมากับ</w:t>
-      </w:r>
-      <w:r>
-        <w:rPr>
-          <w:rFonts w:ascii="TH Sarabun New" w:hAnsi="TH Sarabun New" w:cs="TH Sarabun New"/>
-          <w:b/>
-          <w:bCs/>
-          <w:sz w:val="28"/>
-          <w:szCs w:val="28"/>
-          <w:lang w:bidi="th-TH"/>
-        </w:rPr>
-        <w:t xml:space="preserve"> </w:t>
-      </w:r>
-      <w:proofErr w:type="spellStart"/>
-      <w:r>
-        <w:rPr>
-          <w:rFonts w:ascii="TH Sarabun New" w:hAnsi="TH Sarabun New" w:cs="TH Sarabun New"/>
-          <w:b/>
-          <w:bCs/>
-          <w:sz w:val="28"/>
-          <w:szCs w:val="28"/>
-          <w:lang w:bidi="th-TH"/>
-        </w:rPr>
-        <w:t>Capcut</w:t>
-      </w:r>
-      <w:proofErr w:type="spellEnd"/>
-      <w:r>
-        <w:rPr>
-          <w:rFonts w:ascii="TH Sarabun New" w:hAnsi="TH Sarabun New" w:cs="TH Sarabun New"/>
-          <w:b/>
-          <w:bCs/>
-          <w:sz w:val="28"/>
-          <w:szCs w:val="28"/>
-          <w:lang w:bidi="th-TH"/>
-        </w:rPr>
-        <w:t xml:space="preserve"> </w:t>
-      </w:r>
-      <w:r>
-        <w:rPr>
-          <w:rFonts w:ascii="TH Sarabun New" w:hAnsi="TH Sarabun New" w:cs="TH Sarabun New" w:hint="cs"/>
-          <w:b/>
-          <w:bCs/>
-          <w:sz w:val="28"/>
-          <w:szCs w:val="28"/>
-          <w:cs/>
-          <w:lang w:bidi="th-TH"/>
-        </w:rPr>
-        <w:t xml:space="preserve">และ </w:t>
-      </w:r>
-      <w:proofErr w:type="spellStart"/>
-      <w:r>
-        <w:rPr>
-          <w:rFonts w:ascii="TH Sarabun New" w:hAnsi="TH Sarabun New" w:cs="TH Sarabun New"/>
-          <w:b/>
-          <w:bCs/>
-          <w:sz w:val="28"/>
-          <w:szCs w:val="28"/>
-          <w:lang w:bidi="th-TH"/>
-        </w:rPr>
-        <w:t>Klipr</w:t>
-      </w:r>
-      <w:proofErr w:type="spellEnd"/>
-      <w:r>
-        <w:rPr>
-          <w:rFonts w:ascii="TH Sarabun New" w:hAnsi="TH Sarabun New" w:cs="TH Sarabun New"/>
-          <w:b/>
-          <w:bCs/>
-          <w:sz w:val="28"/>
-          <w:szCs w:val="28"/>
-          <w:lang w:bidi="th-TH"/>
-        </w:rPr>
-        <w:t xml:space="preserve"> AI </w:t>
-      </w:r>
-      <w:r>
-        <w:rPr>
-          <w:rFonts w:ascii="TH Sarabun New" w:hAnsi="TH Sarabun New" w:cs="TH Sarabun New" w:hint="cs"/>
-          <w:b/>
-          <w:bCs/>
-          <w:sz w:val="28"/>
-          <w:szCs w:val="28"/>
-          <w:cs/>
-          <w:lang w:bidi="th-TH"/>
-        </w:rPr>
-        <w:t>ใส่ซับ</w:t>
       </w:r>
     </w:p>
     <w:p>
@@ -1560,6 +1366,7 @@
           <w:cs/>
           <w:lang w:bidi="th-TH"/>
         </w:rPr>
+        <w:lastRenderedPageBreak/>
         <w:t>รายงานสรุปการปรับปรุงแก้ไขโปรแกรม</w:t>
       </w:r>
     </w:p>
@@ -1601,19 +1408,8 @@
           <w:color w:val="auto"/>
           <w:sz w:val="36"/>
         </w:rPr>
-        <w:t xml:space="preserve"> </w:t>
+        <w:t xml:space="preserve"> ตารางสรุปภาพรวมการแก้ไขและพัฒนาฟีเจอร์</w:t>
       </w:r>
-      <w:proofErr w:type="spellStart"/>
-      <w:r>
-        <w:rPr>
-          <w:rFonts w:ascii="TH Sarabun New" w:hAnsi="TH Sarabun New" w:cs="TH Sarabun New"/>
-          <w:b/>
-          <w:color w:val="auto"/>
-          <w:sz w:val="36"/>
-        </w:rPr>
-        <w:t>ตารางสรุปภาพรวมการแก้ไขและพัฒนาฟีเจอร์</w:t>
-      </w:r>
-      <w:proofErr w:type="spellEnd"/>
     </w:p>
     <w:p>
       <w:pPr>
@@ -1635,23 +1431,13 @@
         </w:rPr>
         <w:t xml:space="preserve">ตารางด้านล่างนี้แสดงสรุปภาพรวมการดำเนินงานปรับปรุงแก้ไขข้อผิดพลาดและการพัฒนาปรับแต่งฟีเจอร์ สำหรับโปรแกรม </w:t>
       </w:r>
-      <w:proofErr w:type="spellStart"/>
       <w:r>
         <w:rPr>
           <w:rFonts w:ascii="TH Sarabun New" w:hAnsi="TH Sarabun New" w:cs="TH Sarabun New"/>
           <w:color w:val="334155"/>
           <w:szCs w:val="32"/>
         </w:rPr>
-        <w:t>MediaPro</w:t>
-      </w:r>
-      <w:proofErr w:type="spellEnd"/>
-      <w:r>
-        <w:rPr>
-          <w:rFonts w:ascii="TH Sarabun New" w:hAnsi="TH Sarabun New" w:cs="TH Sarabun New"/>
-          <w:color w:val="334155"/>
-          <w:szCs w:val="32"/>
-        </w:rPr>
-        <w:t xml:space="preserve"> </w:t>
+        <w:t xml:space="preserve">MediaPro </w:t>
       </w:r>
       <w:r>
         <w:rPr>
@@ -1700,7 +1486,7 @@
           <w:cs/>
           <w:lang w:bidi="th-TH"/>
         </w:rPr>
-        <w:t>2</w:t>
+        <w:t>3</w:t>
       </w:r>
       <w:r>
         <w:rPr>
@@ -1893,7 +1679,6 @@
               </w:rPr>
               <w:t xml:space="preserve"> </w:t>
             </w:r>
-            <w:proofErr w:type="spellStart"/>
             <w:r>
               <w:rPr>
                 <w:rFonts w:ascii="TH Sarabun New" w:hAnsi="TH Sarabun New" w:cs="TH Sarabun New"/>
@@ -1902,18 +1687,7 @@
                 <w:sz w:val="28"/>
                 <w:szCs w:val="28"/>
               </w:rPr>
-              <w:t>การเปลี่ยนไลบรารีและเอนจินพรีวิววิดีโอ</w:t>
-            </w:r>
-            <w:proofErr w:type="spellEnd"/>
-            <w:r>
-              <w:rPr>
-                <w:rFonts w:ascii="TH Sarabun New" w:hAnsi="TH Sarabun New" w:cs="TH Sarabun New"/>
-                <w:b/>
-                <w:color w:val="111827"/>
-                <w:sz w:val="28"/>
-                <w:szCs w:val="28"/>
-              </w:rPr>
-              <w:t xml:space="preserve"> </w:t>
+              <w:t xml:space="preserve">การเปลี่ยนไลบรารีและเอนจินพรีวิววิดีโอ </w:t>
             </w:r>
             <w:r>
               <w:rPr>
@@ -1939,7 +1713,6 @@
               </w:rPr>
               <w:t xml:space="preserve"> </w:t>
             </w:r>
-            <w:proofErr w:type="spellStart"/>
             <w:r>
               <w:rPr>
                 <w:rFonts w:ascii="TH Sarabun New" w:hAnsi="TH Sarabun New" w:cs="TH Sarabun New"/>
@@ -1948,18 +1721,7 @@
                 <w:sz w:val="28"/>
                 <w:szCs w:val="28"/>
               </w:rPr>
-              <w:t>Decord</w:t>
-            </w:r>
-            <w:proofErr w:type="spellEnd"/>
-            <w:r>
-              <w:rPr>
-                <w:rFonts w:ascii="TH Sarabun New" w:hAnsi="TH Sarabun New" w:cs="TH Sarabun New"/>
-                <w:b/>
-                <w:color w:val="111827"/>
-                <w:sz w:val="28"/>
-                <w:szCs w:val="28"/>
-              </w:rPr>
-              <w:t xml:space="preserve"> GPU NVDEC Engine</w:t>
+              <w:t>Decord GPU NVDEC Engine</w:t>
             </w:r>
             <w:r>
               <w:rPr>
@@ -2001,7 +1763,6 @@
                 <w:lang w:bidi="th-TH"/>
               </w:rPr>
             </w:pPr>
-            <w:proofErr w:type="spellStart"/>
             <w:r>
               <w:rPr>
                 <w:rFonts w:ascii="TH Sarabun New" w:hAnsi="TH Sarabun New" w:cs="TH Sarabun New"/>
@@ -2009,137 +1770,7 @@
                 <w:sz w:val="28"/>
                 <w:szCs w:val="28"/>
               </w:rPr>
-              <w:t>ไลบรารีเดิม</w:t>
-            </w:r>
-            <w:proofErr w:type="spellEnd"/>
-            <w:r>
-              <w:rPr>
-                <w:rFonts w:ascii="TH Sarabun New" w:hAnsi="TH Sarabun New" w:cs="TH Sarabun New"/>
-                <w:color w:val="111827"/>
-                <w:sz w:val="28"/>
-                <w:szCs w:val="28"/>
-              </w:rPr>
-              <w:t xml:space="preserve"> (</w:t>
-            </w:r>
-            <w:proofErr w:type="spellStart"/>
-            <w:r>
-              <w:rPr>
-                <w:rFonts w:ascii="TH Sarabun New" w:hAnsi="TH Sarabun New" w:cs="TH Sarabun New"/>
-                <w:color w:val="111827"/>
-                <w:sz w:val="28"/>
-                <w:szCs w:val="28"/>
-              </w:rPr>
-              <w:t>imageio_ffmpeg</w:t>
-            </w:r>
-            <w:proofErr w:type="spellEnd"/>
-            <w:r>
-              <w:rPr>
-                <w:rFonts w:ascii="TH Sarabun New" w:hAnsi="TH Sarabun New" w:cs="TH Sarabun New"/>
-                <w:color w:val="111827"/>
-                <w:sz w:val="28"/>
-                <w:szCs w:val="28"/>
-              </w:rPr>
-              <w:t xml:space="preserve"> / OpenCV CPU Seeking) </w:t>
-            </w:r>
-            <w:proofErr w:type="spellStart"/>
-            <w:r>
-              <w:rPr>
-                <w:rFonts w:ascii="TH Sarabun New" w:hAnsi="TH Sarabun New" w:cs="TH Sarabun New"/>
-                <w:color w:val="111827"/>
-                <w:sz w:val="28"/>
-                <w:szCs w:val="28"/>
-              </w:rPr>
-              <w:t>ใช้คำสั่ง</w:t>
-            </w:r>
-            <w:proofErr w:type="spellEnd"/>
-            <w:r>
-              <w:rPr>
-                <w:rFonts w:ascii="TH Sarabun New" w:hAnsi="TH Sarabun New" w:cs="TH Sarabun New"/>
-                <w:color w:val="111827"/>
-                <w:sz w:val="28"/>
-                <w:szCs w:val="28"/>
-              </w:rPr>
-              <w:t xml:space="preserve"> Subprocess Pipe </w:t>
-            </w:r>
-            <w:proofErr w:type="spellStart"/>
-            <w:r>
-              <w:rPr>
-                <w:rFonts w:ascii="TH Sarabun New" w:hAnsi="TH Sarabun New" w:cs="TH Sarabun New"/>
-                <w:color w:val="111827"/>
-                <w:sz w:val="28"/>
-                <w:szCs w:val="28"/>
-              </w:rPr>
-              <w:t>และ</w:t>
-            </w:r>
-            <w:proofErr w:type="spellEnd"/>
-            <w:r>
-              <w:rPr>
-                <w:rFonts w:ascii="TH Sarabun New" w:hAnsi="TH Sarabun New" w:cs="TH Sarabun New"/>
-                <w:color w:val="111827"/>
-                <w:sz w:val="28"/>
-                <w:szCs w:val="28"/>
-              </w:rPr>
-              <w:t xml:space="preserve"> Seek </w:t>
-            </w:r>
-            <w:proofErr w:type="spellStart"/>
-            <w:r>
-              <w:rPr>
-                <w:rFonts w:ascii="TH Sarabun New" w:hAnsi="TH Sarabun New" w:cs="TH Sarabun New"/>
-                <w:color w:val="111827"/>
-                <w:sz w:val="28"/>
-                <w:szCs w:val="28"/>
-              </w:rPr>
-              <w:t>รายเฟรม</w:t>
-            </w:r>
-            <w:proofErr w:type="spellEnd"/>
-            <w:r>
-              <w:rPr>
-                <w:rFonts w:ascii="TH Sarabun New" w:hAnsi="TH Sarabun New" w:cs="TH Sarabun New"/>
-                <w:color w:val="111827"/>
-                <w:sz w:val="28"/>
-                <w:szCs w:val="28"/>
-              </w:rPr>
-              <w:t xml:space="preserve"> </w:t>
-            </w:r>
-            <w:proofErr w:type="spellStart"/>
-            <w:r>
-              <w:rPr>
-                <w:rFonts w:ascii="TH Sarabun New" w:hAnsi="TH Sarabun New" w:cs="TH Sarabun New"/>
-                <w:color w:val="111827"/>
-                <w:sz w:val="28"/>
-                <w:szCs w:val="28"/>
-              </w:rPr>
-              <w:t>บังคับถอดรหัส</w:t>
-            </w:r>
-            <w:proofErr w:type="spellEnd"/>
-            <w:r>
-              <w:rPr>
-                <w:rFonts w:ascii="TH Sarabun New" w:hAnsi="TH Sarabun New" w:cs="TH Sarabun New"/>
-                <w:color w:val="111827"/>
-                <w:sz w:val="28"/>
-                <w:szCs w:val="28"/>
-              </w:rPr>
-              <w:t xml:space="preserve"> Keyframe </w:t>
-            </w:r>
-            <w:proofErr w:type="spellStart"/>
-            <w:r>
-              <w:rPr>
-                <w:rFonts w:ascii="TH Sarabun New" w:hAnsi="TH Sarabun New" w:cs="TH Sarabun New"/>
-                <w:color w:val="111827"/>
-                <w:sz w:val="28"/>
-                <w:szCs w:val="28"/>
-              </w:rPr>
-              <w:t>ใหม่ทำให้พรีวิววิดีโอกระตุกหนัก</w:t>
-            </w:r>
-            <w:proofErr w:type="spellEnd"/>
-            <w:r>
-              <w:rPr>
-                <w:rFonts w:ascii="TH Sarabun New" w:hAnsi="TH Sarabun New" w:cs="TH Sarabun New"/>
-                <w:color w:val="111827"/>
-                <w:sz w:val="28"/>
-                <w:szCs w:val="28"/>
-              </w:rPr>
-              <w:t xml:space="preserve"> (10 FPS)</w:t>
+              <w:t>ไลบรารีเดิม (imageio_ffmpeg / OpenCV CPU Seeking) ใช้คำสั่ง Subprocess Pipe และ Seek รายเฟรม บังคับถอดรหัส Keyframe ใหม่ทำให้พรีวิววิดีโอกระตุกหนัก (10 FPS)</w:t>
             </w:r>
             <w:r>
               <w:rPr>
@@ -2168,7 +1799,6 @@
                 <w:lang w:bidi="th-TH"/>
               </w:rPr>
             </w:pPr>
-            <w:proofErr w:type="spellStart"/>
             <w:r>
               <w:rPr>
                 <w:rFonts w:ascii="TH Sarabun New" w:hAnsi="TH Sarabun New" w:cs="TH Sarabun New"/>
@@ -2176,39 +1806,8 @@
                 <w:sz w:val="28"/>
                 <w:szCs w:val="28"/>
               </w:rPr>
-              <w:t>เปลี่ยนไลบรารีถอดรหัสพรีวิวเป็น</w:t>
+              <w:t>เปลี่ยนไลบรารีถอดรหัสพรีวิวเป็น Decord GPU NVDEC Engine (</w:t>
             </w:r>
-            <w:proofErr w:type="spellEnd"/>
-            <w:r>
-              <w:rPr>
-                <w:rFonts w:ascii="TH Sarabun New" w:hAnsi="TH Sarabun New" w:cs="TH Sarabun New"/>
-                <w:color w:val="111827"/>
-                <w:sz w:val="28"/>
-                <w:szCs w:val="28"/>
-              </w:rPr>
-              <w:t xml:space="preserve"> </w:t>
-            </w:r>
-            <w:proofErr w:type="spellStart"/>
-            <w:r>
-              <w:rPr>
-                <w:rFonts w:ascii="TH Sarabun New" w:hAnsi="TH Sarabun New" w:cs="TH Sarabun New"/>
-                <w:color w:val="111827"/>
-                <w:sz w:val="28"/>
-                <w:szCs w:val="28"/>
-              </w:rPr>
-              <w:t>Decord</w:t>
-            </w:r>
-            <w:proofErr w:type="spellEnd"/>
-            <w:r>
-              <w:rPr>
-                <w:rFonts w:ascii="TH Sarabun New" w:hAnsi="TH Sarabun New" w:cs="TH Sarabun New"/>
-                <w:color w:val="111827"/>
-                <w:sz w:val="28"/>
-                <w:szCs w:val="28"/>
-              </w:rPr>
-              <w:t xml:space="preserve"> GPU NVDEC Engine (</w:t>
-            </w:r>
-            <w:proofErr w:type="spellStart"/>
             <w:proofErr w:type="gramStart"/>
             <w:r>
               <w:rPr>
@@ -2217,17 +1816,7 @@
                 <w:sz w:val="28"/>
                 <w:szCs w:val="28"/>
               </w:rPr>
-              <w:t>decord.gpu</w:t>
-            </w:r>
-            <w:proofErr w:type="spellEnd"/>
-            <w:r>
-              <w:rPr>
-                <w:rFonts w:ascii="TH Sarabun New" w:hAnsi="TH Sarabun New" w:cs="TH Sarabun New"/>
-                <w:color w:val="111827"/>
-                <w:sz w:val="28"/>
-                <w:szCs w:val="28"/>
-              </w:rPr>
-              <w:t>(</w:t>
+              <w:t>decord.gpu(</w:t>
             </w:r>
             <w:proofErr w:type="gramEnd"/>
             <w:r>
@@ -2237,107 +1826,7 @@
                 <w:sz w:val="28"/>
                 <w:szCs w:val="28"/>
               </w:rPr>
-              <w:t xml:space="preserve">0)) </w:t>
-            </w:r>
-            <w:proofErr w:type="spellStart"/>
-            <w:r>
-              <w:rPr>
-                <w:rFonts w:ascii="TH Sarabun New" w:hAnsi="TH Sarabun New" w:cs="TH Sarabun New"/>
-                <w:color w:val="111827"/>
-                <w:sz w:val="28"/>
-                <w:szCs w:val="28"/>
-              </w:rPr>
-              <w:t>ใน</w:t>
-            </w:r>
-            <w:proofErr w:type="spellEnd"/>
-            <w:r>
-              <w:rPr>
-                <w:rFonts w:ascii="TH Sarabun New" w:hAnsi="TH Sarabun New" w:cs="TH Sarabun New"/>
-                <w:color w:val="111827"/>
-                <w:sz w:val="28"/>
-                <w:szCs w:val="28"/>
-              </w:rPr>
-              <w:t xml:space="preserve"> video_display_engine.py </w:t>
-            </w:r>
-            <w:proofErr w:type="spellStart"/>
-            <w:r>
-              <w:rPr>
-                <w:rFonts w:ascii="TH Sarabun New" w:hAnsi="TH Sarabun New" w:cs="TH Sarabun New"/>
-                <w:color w:val="111827"/>
-                <w:sz w:val="28"/>
-                <w:szCs w:val="28"/>
-              </w:rPr>
-              <w:t>ถอดรหัสผ่านการ์ดจอ</w:t>
-            </w:r>
-            <w:proofErr w:type="spellEnd"/>
-            <w:r>
-              <w:rPr>
-                <w:rFonts w:ascii="TH Sarabun New" w:hAnsi="TH Sarabun New" w:cs="TH Sarabun New"/>
-                <w:color w:val="111827"/>
-                <w:sz w:val="28"/>
-                <w:szCs w:val="28"/>
-              </w:rPr>
-              <w:t xml:space="preserve"> NVIDIA RTX 3060 </w:t>
-            </w:r>
-            <w:proofErr w:type="spellStart"/>
-            <w:r>
-              <w:rPr>
-                <w:rFonts w:ascii="TH Sarabun New" w:hAnsi="TH Sarabun New" w:cs="TH Sarabun New"/>
-                <w:color w:val="111827"/>
-                <w:sz w:val="28"/>
-                <w:szCs w:val="28"/>
-              </w:rPr>
-              <w:t>เข้า</w:t>
-            </w:r>
-            <w:proofErr w:type="spellEnd"/>
-            <w:r>
-              <w:rPr>
-                <w:rFonts w:ascii="TH Sarabun New" w:hAnsi="TH Sarabun New" w:cs="TH Sarabun New"/>
-                <w:color w:val="111827"/>
-                <w:sz w:val="28"/>
-                <w:szCs w:val="28"/>
-              </w:rPr>
-              <w:t xml:space="preserve"> VRAM </w:t>
-            </w:r>
-            <w:proofErr w:type="spellStart"/>
-            <w:r>
-              <w:rPr>
-                <w:rFonts w:ascii="TH Sarabun New" w:hAnsi="TH Sarabun New" w:cs="TH Sarabun New"/>
-                <w:color w:val="111827"/>
-                <w:sz w:val="28"/>
-                <w:szCs w:val="28"/>
-              </w:rPr>
-              <w:t>โดยตรง</w:t>
-            </w:r>
-            <w:proofErr w:type="spellEnd"/>
-            <w:r>
-              <w:rPr>
-                <w:rFonts w:ascii="TH Sarabun New" w:hAnsi="TH Sarabun New" w:cs="TH Sarabun New"/>
-                <w:color w:val="111827"/>
-                <w:sz w:val="28"/>
-                <w:szCs w:val="28"/>
-              </w:rPr>
-              <w:t xml:space="preserve"> </w:t>
-            </w:r>
-            <w:proofErr w:type="spellStart"/>
-            <w:r>
-              <w:rPr>
-                <w:rFonts w:ascii="TH Sarabun New" w:hAnsi="TH Sarabun New" w:cs="TH Sarabun New"/>
-                <w:color w:val="111827"/>
-                <w:sz w:val="28"/>
-                <w:szCs w:val="28"/>
-              </w:rPr>
-              <w:t>พร้อมอ่านเฟรมแบบ</w:t>
-            </w:r>
-            <w:proofErr w:type="spellEnd"/>
-            <w:r>
-              <w:rPr>
-                <w:rFonts w:ascii="TH Sarabun New" w:hAnsi="TH Sarabun New" w:cs="TH Sarabun New"/>
-                <w:color w:val="111827"/>
-                <w:sz w:val="28"/>
-                <w:szCs w:val="28"/>
-              </w:rPr>
-              <w:t xml:space="preserve"> Zero-Seek Sequential Streaming </w:t>
+              <w:t xml:space="preserve">0)) ใน video_display_engine.py ถอดรหัสผ่านการ์ดจอ NVIDIA RTX 3060 เข้า VRAM โดยตรง พร้อมอ่านเฟรมแบบ Zero-Seek Sequential Streaming </w:t>
             </w:r>
             <w:r>
               <w:rPr>
@@ -2350,7 +1839,6 @@
               </w:rPr>
               <w:t>และทำการลบไรบลารีและเอนจินพรีวิวเดิมออกไป</w:t>
             </w:r>
-            <w:proofErr w:type="spellStart"/>
             <w:r>
               <w:rPr>
                 <w:rFonts w:ascii="TH Sarabun New" w:hAnsi="TH Sarabun New" w:cs="TH Sarabun New"/>
@@ -2360,7 +1848,6 @@
               </w:rPr>
               <w:t>ทำให้พรีวิว</w:t>
             </w:r>
-            <w:proofErr w:type="spellEnd"/>
             <w:r>
               <w:rPr>
                 <w:rFonts w:ascii="TH Sarabun New" w:hAnsi="TH Sarabun New" w:cs="TH Sarabun New"/>
@@ -2677,7 +2164,876 @@
           </w:p>
         </w:tc>
       </w:tr>
+      <w:tr>
+        <w:tc>
+          <w:tcPr>
+            <w:tcW w:w="2952" w:type="dxa"/>
+          </w:tcPr>
+          <w:p>
+            <w:pPr>
+              <w:spacing w:after="40"/>
+              <w:rPr>
+                <w:rFonts w:ascii="TH Sarabun New" w:hAnsi="TH Sarabun New" w:cs="TH Sarabun New"/>
+                <w:bCs/>
+                <w:color w:val="111827"/>
+                <w:szCs w:val="32"/>
+                <w:cs/>
+                <w:lang w:bidi="th-TH"/>
+              </w:rPr>
+            </w:pPr>
+            <w:r>
+              <w:rPr>
+                <w:rFonts w:ascii="TH Sarabun New" w:hAnsi="TH Sarabun New" w:cs="TH Sarabun New" w:hint="cs"/>
+                <w:bCs/>
+                <w:color w:val="111827"/>
+                <w:sz w:val="28"/>
+                <w:szCs w:val="28"/>
+                <w:cs/>
+                <w:lang w:bidi="th-TH"/>
+              </w:rPr>
+              <w:t>3. การปรับแต่ง</w:t>
+            </w:r>
+            <w:r>
+              <w:rPr>
+                <w:rFonts w:ascii="TH Sarabun New" w:hAnsi="TH Sarabun New" w:cs="TH Sarabun New"/>
+                <w:bCs/>
+                <w:color w:val="111827"/>
+                <w:sz w:val="28"/>
+                <w:szCs w:val="28"/>
+                <w:lang w:bidi="th-TH"/>
+              </w:rPr>
+              <w:t xml:space="preserve"> UI</w:t>
+            </w:r>
+            <w:r>
+              <w:rPr>
+                <w:rFonts w:ascii="TH Sarabun New" w:hAnsi="TH Sarabun New" w:cs="TH Sarabun New" w:hint="cs"/>
+                <w:bCs/>
+                <w:color w:val="111827"/>
+                <w:sz w:val="28"/>
+                <w:szCs w:val="28"/>
+                <w:cs/>
+                <w:lang w:bidi="th-TH"/>
+              </w:rPr>
+              <w:t>/</w:t>
+            </w:r>
+            <w:r>
+              <w:rPr>
+                <w:rFonts w:ascii="TH Sarabun New" w:hAnsi="TH Sarabun New" w:cs="TH Sarabun New"/>
+                <w:bCs/>
+                <w:color w:val="111827"/>
+                <w:sz w:val="28"/>
+                <w:szCs w:val="28"/>
+                <w:lang w:bidi="th-TH"/>
+              </w:rPr>
+              <w:t xml:space="preserve">UX </w:t>
+            </w:r>
+            <w:r>
+              <w:rPr>
+                <w:rFonts w:ascii="TH Sarabun New" w:hAnsi="TH Sarabun New" w:cs="TH Sarabun New" w:hint="cs"/>
+                <w:bCs/>
+                <w:color w:val="111827"/>
+                <w:sz w:val="28"/>
+                <w:szCs w:val="28"/>
+                <w:cs/>
+                <w:lang w:bidi="th-TH"/>
+              </w:rPr>
+              <w:t>ในหน้าแรกกับหน้าต่างการตัดต่อ</w:t>
+            </w:r>
+          </w:p>
+        </w:tc>
+        <w:tc>
+          <w:tcPr>
+            <w:tcW w:w="3551" w:type="dxa"/>
+          </w:tcPr>
+          <w:p>
+            <w:pPr>
+              <w:spacing w:after="40"/>
+              <w:rPr>
+                <w:rFonts w:ascii="TH Sarabun New" w:hAnsi="TH Sarabun New" w:cs="TH Sarabun New"/>
+                <w:sz w:val="28"/>
+                <w:szCs w:val="28"/>
+                <w:cs/>
+                <w:lang w:bidi="th-TH"/>
+              </w:rPr>
+            </w:pPr>
+            <w:r>
+              <w:rPr>
+                <w:rFonts w:ascii="TH Sarabun New" w:hAnsi="TH Sarabun New" w:cs="TH Sarabun New" w:hint="cs"/>
+                <w:sz w:val="28"/>
+                <w:szCs w:val="28"/>
+                <w:cs/>
+                <w:lang w:bidi="th-TH"/>
+              </w:rPr>
+              <w:t>ผู้จัดทำสังเกตถึงความขัดกันของหน้าแรกที่มีความน่ารักสดใสกับหน้าตัดต่อที่มีความเข้มคมเรียบง่าย และบางฟังก์ชั่นที่</w:t>
+            </w:r>
+            <w:r>
+              <w:rPr>
+                <w:rFonts w:ascii="TH Sarabun New" w:hAnsi="TH Sarabun New" w:cs="TH Sarabun New" w:hint="cs"/>
+                <w:sz w:val="28"/>
+                <w:szCs w:val="28"/>
+                <w:cs/>
+                <w:lang w:bidi="th-TH"/>
+              </w:rPr>
+              <w:lastRenderedPageBreak/>
+              <w:t>ไม่จำเป็นต่อการทำงานจริง จึงทำการปรับแก้ไข</w:t>
+            </w:r>
+          </w:p>
+        </w:tc>
+        <w:tc>
+          <w:tcPr>
+            <w:tcW w:w="2847" w:type="dxa"/>
+          </w:tcPr>
+          <w:p>
+            <w:pPr>
+              <w:rPr>
+                <w:rFonts w:ascii="TH Sarabun New" w:hAnsi="TH Sarabun New" w:cs="TH Sarabun New"/>
+                <w:sz w:val="28"/>
+                <w:szCs w:val="28"/>
+                <w:lang w:bidi="th-TH"/>
+              </w:rPr>
+            </w:pPr>
+            <w:r>
+              <w:rPr>
+                <w:rFonts w:ascii="TH Sarabun New" w:hAnsi="TH Sarabun New" w:cs="TH Sarabun New" w:hint="cs"/>
+                <w:sz w:val="28"/>
+                <w:szCs w:val="28"/>
+                <w:cs/>
+                <w:lang w:bidi="th-TH"/>
+              </w:rPr>
+              <w:lastRenderedPageBreak/>
+              <w:t xml:space="preserve">ได้ </w:t>
+            </w:r>
+            <w:r>
+              <w:rPr>
+                <w:rFonts w:ascii="TH Sarabun New" w:hAnsi="TH Sarabun New" w:cs="TH Sarabun New"/>
+                <w:sz w:val="28"/>
+                <w:szCs w:val="28"/>
+                <w:lang w:bidi="th-TH"/>
+              </w:rPr>
+              <w:t xml:space="preserve">UI </w:t>
+            </w:r>
+            <w:r>
+              <w:rPr>
+                <w:rFonts w:ascii="TH Sarabun New" w:hAnsi="TH Sarabun New" w:cs="TH Sarabun New" w:hint="cs"/>
+                <w:sz w:val="28"/>
+                <w:szCs w:val="28"/>
+                <w:cs/>
+                <w:lang w:bidi="th-TH"/>
+              </w:rPr>
+              <w:t>ที่มีความสบายตามากยิ่งขึ้น และปรับปุ่มบางปุ่มที่โอกาสใช้งาน</w:t>
+            </w:r>
+            <w:r>
+              <w:rPr>
+                <w:rFonts w:ascii="TH Sarabun New" w:hAnsi="TH Sarabun New" w:cs="TH Sarabun New" w:hint="cs"/>
+                <w:sz w:val="28"/>
+                <w:szCs w:val="28"/>
+                <w:cs/>
+                <w:lang w:bidi="th-TH"/>
+              </w:rPr>
+              <w:lastRenderedPageBreak/>
+              <w:t>น้อยออกไปอย่างปุ่ม</w:t>
+            </w:r>
+            <w:r>
+              <w:rPr>
+                <w:rFonts w:ascii="TH Sarabun New" w:hAnsi="TH Sarabun New" w:cs="TH Sarabun New"/>
+                <w:sz w:val="28"/>
+                <w:szCs w:val="28"/>
+                <w:lang w:bidi="th-TH"/>
+              </w:rPr>
+              <w:t xml:space="preserve"> “Load”</w:t>
+            </w:r>
+            <w:r>
+              <w:rPr>
+                <w:rFonts w:ascii="TH Sarabun New" w:hAnsi="TH Sarabun New" w:cs="TH Sarabun New" w:hint="cs"/>
+                <w:sz w:val="28"/>
+                <w:szCs w:val="28"/>
+                <w:cs/>
+                <w:lang w:bidi="th-TH"/>
+              </w:rPr>
+              <w:t xml:space="preserve"> แล้วเปลี่ยนเป็นปุ่ม </w:t>
+            </w:r>
+            <w:r>
+              <w:rPr>
+                <w:rFonts w:ascii="TH Sarabun New" w:hAnsi="TH Sarabun New" w:cs="TH Sarabun New"/>
+                <w:sz w:val="28"/>
+                <w:szCs w:val="28"/>
+                <w:lang w:bidi="th-TH"/>
+              </w:rPr>
+              <w:t xml:space="preserve">“Save As” </w:t>
+            </w:r>
+            <w:r>
+              <w:rPr>
+                <w:rFonts w:ascii="TH Sarabun New" w:hAnsi="TH Sarabun New" w:cs="TH Sarabun New" w:hint="cs"/>
+                <w:sz w:val="28"/>
+                <w:szCs w:val="28"/>
+                <w:cs/>
+                <w:lang w:bidi="th-TH"/>
+              </w:rPr>
+              <w:t>แทน</w:t>
+            </w:r>
+          </w:p>
+          <w:p>
+            <w:pPr>
+              <w:rPr>
+                <w:rFonts w:ascii="TH Sarabun New" w:hAnsi="TH Sarabun New" w:cs="TH Sarabun New"/>
+                <w:sz w:val="28"/>
+                <w:szCs w:val="28"/>
+                <w:lang w:bidi="th-TH"/>
+              </w:rPr>
+            </w:pPr>
+          </w:p>
+        </w:tc>
+      </w:tr>
     </w:tbl>
+    <w:p>
+      <w:pPr>
+        <w:spacing w:after="40"/>
+        <w:rPr>
+          <w:rFonts w:hint="eastAsia"/>
+        </w:rPr>
+      </w:pPr>
+    </w:p>
+    <w:p>
+      <w:pPr>
+        <w:spacing w:after="40"/>
+        <w:jc w:val="center"/>
+        <w:rPr>
+          <w:rFonts w:ascii="TH Sarabun New" w:hAnsi="TH Sarabun New" w:cs="TH Sarabun New"/>
+          <w:b/>
+          <w:bCs/>
+          <w:szCs w:val="32"/>
+          <w:lang w:bidi="th-TH"/>
+        </w:rPr>
+      </w:pPr>
+      <w:r>
+        <w:rPr>
+          <w:rFonts w:hint="cs"/>
+          <w:noProof/>
+          <w:lang w:val="th-TH" w:bidi="th-TH"/>
+        </w:rPr>
+        <mc:AlternateContent>
+          <mc:Choice Requires="wps">
+            <w:drawing>
+              <wp:anchor distT="0" distB="0" distL="114300" distR="114300" simplePos="0" relativeHeight="251667456" behindDoc="0" locked="0" layoutInCell="1" allowOverlap="1" wp14:anchorId="1D79118C" wp14:editId="7CB678E9">
+                <wp:simplePos x="0" y="0"/>
+                <wp:positionH relativeFrom="margin">
+                  <wp:align>left</wp:align>
+                </wp:positionH>
+                <wp:positionV relativeFrom="paragraph">
+                  <wp:posOffset>5201920</wp:posOffset>
+                </wp:positionV>
+                <wp:extent cx="228600" cy="768350"/>
+                <wp:effectExtent l="57150" t="19050" r="76200" b="88900"/>
+                <wp:wrapNone/>
+                <wp:docPr id="19" name="สี่เหลี่ยมผืนผ้า 19"/>
+                <wp:cNvGraphicFramePr/>
+                <a:graphic xmlns:a="http://schemas.openxmlformats.org/drawingml/2006/main">
+                  <a:graphicData uri="http://schemas.microsoft.com/office/word/2010/wordprocessingShape">
+                    <wps:wsp>
+                      <wps:cNvSpPr/>
+                      <wps:spPr>
+                        <a:xfrm>
+                          <a:off x="0" y="0"/>
+                          <a:ext cx="228600" cy="768350"/>
+                        </a:xfrm>
+                        <a:prstGeom prst="rect">
+                          <a:avLst/>
+                        </a:prstGeom>
+                        <a:solidFill>
+                          <a:srgbClr val="FFFFFF">
+                            <a:alpha val="5000"/>
+                          </a:srgbClr>
+                        </a:solidFill>
+                        <a:ln w="18000">
+                          <a:solidFill>
+                            <a:srgbClr val="FFFFFF"/>
+                          </a:solidFill>
+                        </a:ln>
+                      </wps:spPr>
+                      <wps:style>
+                        <a:lnRef idx="1">
+                          <a:schemeClr val="accent1"/>
+                        </a:lnRef>
+                        <a:fillRef idx="3">
+                          <a:schemeClr val="accent1"/>
+                        </a:fillRef>
+                        <a:effectRef idx="2">
+                          <a:schemeClr val="accent1"/>
+                        </a:effectRef>
+                        <a:fontRef idx="minor">
+                          <a:schemeClr val="lt1"/>
+                        </a:fontRef>
+                      </wps:style>
+                      <wps:bodyPr rot="0" spcFirstLastPara="0" vertOverflow="overflow" horzOverflow="overflow" vert="horz" wrap="square" lIns="91440" tIns="45720" rIns="91440" bIns="45720" numCol="1" spcCol="0" rtlCol="0" fromWordArt="0" anchor="ctr" anchorCtr="0" forceAA="0" compatLnSpc="1">
+                        <a:prstTxWarp prst="textNoShape">
+                          <a:avLst/>
+                        </a:prstTxWarp>
+                        <a:noAutofit/>
+                      </wps:bodyPr>
+                    </wps:wsp>
+                  </a:graphicData>
+                </a:graphic>
+                <wp14:sizeRelH relativeFrom="margin">
+                  <wp14:pctWidth>0</wp14:pctWidth>
+                </wp14:sizeRelH>
+                <wp14:sizeRelV relativeFrom="margin">
+                  <wp14:pctHeight>0</wp14:pctHeight>
+                </wp14:sizeRelV>
+              </wp:anchor>
+            </w:drawing>
+          </mc:Choice>
+          <mc:Fallback xmlns:oel="http://schemas.microsoft.com/office/2019/extlst">
+            <w:pict>
+              <v:rect w14:anchorId="7514C1A7" id="สี่เหลี่ยมผืนผ้า 19" o:spid="_x0000_s1026" style="position:absolute;margin-left:0;margin-top:409.6pt;width:18pt;height:60.5pt;z-index:251667456;visibility:visible;mso-wrap-style:square;mso-width-percent:0;mso-height-percent:0;mso-wrap-distance-left:9pt;mso-wrap-distance-top:0;mso-wrap-distance-right:9pt;mso-wrap-distance-bottom:0;mso-position-horizontal:left;mso-position-horizontal-relative:margin;mso-position-vertical:absolute;mso-position-vertical-relative:text;mso-width-percent:0;mso-height-percent:0;mso-width-relative:margin;mso-height-relative:margin;v-text-anchor:middle" o:gfxdata="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" strokecolor="white" strokeweight=".5mm">
+                <v:fill opacity="3341f"/>
+                <v:shadow on="t" color="black" opacity="22937f" origin=",.5" offset="0,.63889mm"/>
+                <w10:wrap anchorx="margin"/>
+              </v:rect>
+            </w:pict>
+          </mc:Fallback>
+        </mc:AlternateContent>
+      </w:r>
+      <w:r>
+        <w:rPr>
+          <w:rFonts w:hint="cs"/>
+          <w:noProof/>
+          <w:lang w:val="th-TH" w:bidi="th-TH"/>
+        </w:rPr>
+        <mc:AlternateContent>
+          <mc:Choice Requires="wps">
+            <w:drawing>
+              <wp:anchor distT="0" distB="0" distL="114300" distR="114300" simplePos="0" relativeHeight="251665408" behindDoc="0" locked="0" layoutInCell="1" allowOverlap="1" wp14:anchorId="53584089" wp14:editId="507DC478">
+                <wp:simplePos x="0" y="0"/>
+                <wp:positionH relativeFrom="column">
+                  <wp:posOffset>4857750</wp:posOffset>
+                </wp:positionH>
+                <wp:positionV relativeFrom="paragraph">
+                  <wp:posOffset>3087370</wp:posOffset>
+                </wp:positionV>
+                <wp:extent cx="704850" cy="224790"/>
+                <wp:effectExtent l="57150" t="19050" r="76200" b="99060"/>
+                <wp:wrapNone/>
+                <wp:docPr id="18" name="สี่เหลี่ยมผืนผ้า 18"/>
+                <wp:cNvGraphicFramePr/>
+                <a:graphic xmlns:a="http://schemas.openxmlformats.org/drawingml/2006/main">
+                  <a:graphicData uri="http://schemas.microsoft.com/office/word/2010/wordprocessingShape">
+                    <wps:wsp>
+                      <wps:cNvSpPr/>
+                      <wps:spPr>
+                        <a:xfrm>
+                          <a:off x="0" y="0"/>
+                          <a:ext cx="704850" cy="224790"/>
+                        </a:xfrm>
+                        <a:prstGeom prst="rect">
+                          <a:avLst/>
+                        </a:prstGeom>
+                        <a:solidFill>
+                          <a:srgbClr val="FFFFFF">
+                            <a:alpha val="5000"/>
+                          </a:srgbClr>
+                        </a:solidFill>
+                        <a:ln w="18000">
+                          <a:solidFill>
+                            <a:srgbClr val="FFFFFF"/>
+                          </a:solidFill>
+                        </a:ln>
+                      </wps:spPr>
+                      <wps:style>
+                        <a:lnRef idx="1">
+                          <a:schemeClr val="accent1"/>
+                        </a:lnRef>
+                        <a:fillRef idx="3">
+                          <a:schemeClr val="accent1"/>
+                        </a:fillRef>
+                        <a:effectRef idx="2">
+                          <a:schemeClr val="accent1"/>
+                        </a:effectRef>
+                        <a:fontRef idx="minor">
+                          <a:schemeClr val="lt1"/>
+                        </a:fontRef>
+                      </wps:style>
+                      <wps:bodyPr rot="0" spcFirstLastPara="0" vertOverflow="overflow" horzOverflow="overflow" vert="horz" wrap="square" lIns="91440" tIns="45720" rIns="91440" bIns="45720" numCol="1" spcCol="0" rtlCol="0" fromWordArt="0" anchor="ctr" anchorCtr="0" forceAA="0" compatLnSpc="1">
+                        <a:prstTxWarp prst="textNoShape">
+                          <a:avLst/>
+                        </a:prstTxWarp>
+                        <a:noAutofit/>
+                      </wps:bodyPr>
+                    </wps:wsp>
+                  </a:graphicData>
+                </a:graphic>
+                <wp14:sizeRelH relativeFrom="margin">
+                  <wp14:pctWidth>0</wp14:pctWidth>
+                </wp14:sizeRelH>
+                <wp14:sizeRelV relativeFrom="margin">
+                  <wp14:pctHeight>0</wp14:pctHeight>
+                </wp14:sizeRelV>
+              </wp:anchor>
+            </w:drawing>
+          </mc:Choice>
+          <mc:Fallback xmlns:oel="http://schemas.microsoft.com/office/2019/extlst">
+            <w:pict>
+              <v:rect w14:anchorId="1821445C" id="สี่เหลี่ยมผืนผ้า 18" o:spid="_x0000_s1026" style="position:absolute;margin-left:382.5pt;margin-top:243.1pt;width:55.5pt;height:17.7pt;z-index:251665408;visibility:visible;mso-wrap-style:square;mso-width-percent:0;mso-height-percent:0;mso-wrap-distance-left:9pt;mso-wrap-distance-top:0;mso-wrap-distance-right:9pt;mso-wrap-distance-bottom:0;mso-position-horizontal:absolute;mso-position-horizontal-relative:text;mso-position-vertical:absolute;mso-position-vertical-relative:text;mso-width-percent:0;mso-height-percent:0;mso-width-relative:margin;mso-height-relative:margin;v-text-anchor:middle" o:gfxdata="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" strokecolor="white" strokeweight=".5mm">
+                <v:fill opacity="3341f"/>
+                <v:shadow on="t" color="black" opacity="22937f" origin=",.5" offset="0,.63889mm"/>
+              </v:rect>
+            </w:pict>
+          </mc:Fallback>
+        </mc:AlternateContent>
+      </w:r>
+      <w:r>
+        <w:rPr>
+          <w:rFonts w:hint="eastAsia"/>
+          <w:noProof/>
+          <w:cs/>
+          <w:lang w:bidi="th-TH"/>
+        </w:rPr>
+        <w:drawing>
+          <wp:inline distT="0" distB="0" distL="0" distR="0" wp14:anchorId="4D50D18F" wp14:editId="731777D4">
+            <wp:extent cx="5928360" cy="2979420"/>
+            <wp:effectExtent l="0" t="0" r="0" b="0"/>
+            <wp:docPr id="1" name="รูปภาพ 1"/>
+            <wp:cNvGraphicFramePr>
+              <a:graphicFrameLocks xmlns:a="http://schemas.openxmlformats.org/drawingml/2006/main" noChangeAspect="1"/>
+            </wp:cNvGraphicFramePr>
+            <a:graphic xmlns:a="http://schemas.openxmlformats.org/drawingml/2006/main">
+              <a:graphicData uri="http://schemas.openxmlformats.org/drawingml/2006/picture">
+                <pic:pic xmlns:pic="http://schemas.openxmlformats.org/drawingml/2006/picture">
+                  <pic:nvPicPr>
+                    <pic:cNvPr id="0" name="Picture 1"/>
+                    <pic:cNvPicPr>
+                      <a:picLocks noChangeAspect="1" noChangeArrowheads="1"/>
+                    </pic:cNvPicPr>
+                  </pic:nvPicPr>
+                  <pic:blipFill>
+                    <a:blip r:embed="rId8">
+                      <a:extLst>
+                        <a:ext uri="{28A0092B-C50C-407E-A947-70E740481C1C}">
+                          <a14:useLocalDpi xmlns:a14="http://schemas.microsoft.com/office/drawing/2010/main" val="0"/>
+                        </a:ext>
+                      </a:extLst>
+                    </a:blip>
+                    <a:srcRect/>
+                    <a:stretch>
+                      <a:fillRect/>
+                    </a:stretch>
+                  </pic:blipFill>
+                  <pic:spPr bwMode="auto">
+                    <a:xfrm>
+                      <a:off x="0" y="0"/>
+                      <a:ext cx="5928360" cy="2979420"/>
+                    </a:xfrm>
+                    <a:prstGeom prst="rect">
+                      <a:avLst/>
+                    </a:prstGeom>
+                    <a:noFill/>
+                    <a:ln>
+                      <a:noFill/>
+                    </a:ln>
+                  </pic:spPr>
+                </pic:pic>
+              </a:graphicData>
+            </a:graphic>
+          </wp:inline>
+        </w:drawing>
+      </w:r>
+      <w:r>
+        <w:rPr>
+          <w:rFonts w:hint="eastAsia"/>
+          <w:noProof/>
+          <w:cs/>
+          <w:lang w:bidi="th-TH"/>
+        </w:rPr>
+        <w:drawing>
+          <wp:inline distT="0" distB="0" distL="0" distR="0" wp14:anchorId="12D21254" wp14:editId="01BBBE06">
+            <wp:extent cx="5928360" cy="3124200"/>
+            <wp:effectExtent l="0" t="0" r="0" b="0"/>
+            <wp:docPr id="2" name="รูปภาพ 2"/>
+            <wp:cNvGraphicFramePr>
+              <a:graphicFrameLocks xmlns:a="http://schemas.openxmlformats.org/drawingml/2006/main" noChangeAspect="1"/>
+            </wp:cNvGraphicFramePr>
+            <a:graphic xmlns:a="http://schemas.openxmlformats.org/drawingml/2006/main">
+              <a:graphicData uri="http://schemas.openxmlformats.org/drawingml/2006/picture">
+                <pic:pic xmlns:pic="http://schemas.openxmlformats.org/drawingml/2006/picture">
+                  <pic:nvPicPr>
+                    <pic:cNvPr id="0" name="Picture 2"/>
+                    <pic:cNvPicPr>
+                      <a:picLocks noChangeAspect="1" noChangeArrowheads="1"/>
+                    </pic:cNvPicPr>
+                  </pic:nvPicPr>
+                  <pic:blipFill>
+                    <a:blip r:embed="rId9">
+                      <a:extLst>
+                        <a:ext uri="{28A0092B-C50C-407E-A947-70E740481C1C}">
+                          <a14:useLocalDpi xmlns:a14="http://schemas.microsoft.com/office/drawing/2010/main" val="0"/>
+                        </a:ext>
+                      </a:extLst>
+                    </a:blip>
+                    <a:srcRect/>
+                    <a:stretch>
+                      <a:fillRect/>
+                    </a:stretch>
+                  </pic:blipFill>
+                  <pic:spPr bwMode="auto">
+                    <a:xfrm>
+                      <a:off x="0" y="0"/>
+                      <a:ext cx="5928360" cy="3124200"/>
+                    </a:xfrm>
+                    <a:prstGeom prst="rect">
+                      <a:avLst/>
+                    </a:prstGeom>
+                    <a:noFill/>
+                    <a:ln>
+                      <a:noFill/>
+                    </a:ln>
+                  </pic:spPr>
+                </pic:pic>
+              </a:graphicData>
+            </a:graphic>
+          </wp:inline>
+        </w:drawing>
+      </w:r>
+      <w:r>
+        <w:rPr>
+          <w:rFonts w:ascii="TH Sarabun New" w:hAnsi="TH Sarabun New" w:cs="TH Sarabun New"/>
+          <w:b/>
+          <w:bCs/>
+          <w:szCs w:val="32"/>
+          <w:cs/>
+          <w:lang w:bidi="th-TH"/>
+        </w:rPr>
+        <w:t>หน้าแรกและหน้าตัดต่อของโปรแกรมตัดต่อเดิม</w:t>
+      </w:r>
+      <w:r>
+        <w:rPr>
+          <w:rFonts w:ascii="TH Sarabun New" w:hAnsi="TH Sarabun New" w:cs="TH Sarabun New" w:hint="cs"/>
+          <w:b/>
+          <w:bCs/>
+          <w:szCs w:val="32"/>
+          <w:cs/>
+          <w:lang w:bidi="th-TH"/>
+        </w:rPr>
+        <w:t xml:space="preserve"> ส่วนที่ทำสี่เหลี่ยมไว้คือส่วนที่ต้องการแก้ไข</w:t>
+      </w:r>
+      <w:r>
+        <w:rPr>
+          <w:noProof/>
+          <w:cs/>
+          <w:lang w:bidi="th-TH"/>
+        </w:rPr>
+        <w:lastRenderedPageBreak/>
+        <w:drawing>
+          <wp:inline distT="0" distB="0" distL="0" distR="0" wp14:anchorId="4C713CD8" wp14:editId="26BC6D3C">
+            <wp:extent cx="5928360" cy="3032760"/>
+            <wp:effectExtent l="0" t="0" r="0" b="0"/>
+            <wp:docPr id="3" name="รูปภาพ 3"/>
+            <wp:cNvGraphicFramePr>
+              <a:graphicFrameLocks xmlns:a="http://schemas.openxmlformats.org/drawingml/2006/main" noChangeAspect="1"/>
+            </wp:cNvGraphicFramePr>
+            <a:graphic xmlns:a="http://schemas.openxmlformats.org/drawingml/2006/main">
+              <a:graphicData uri="http://schemas.openxmlformats.org/drawingml/2006/picture">
+                <pic:pic xmlns:pic="http://schemas.openxmlformats.org/drawingml/2006/picture">
+                  <pic:nvPicPr>
+                    <pic:cNvPr id="0" name="Picture 3"/>
+                    <pic:cNvPicPr>
+                      <a:picLocks noChangeAspect="1" noChangeArrowheads="1"/>
+                    </pic:cNvPicPr>
+                  </pic:nvPicPr>
+                  <pic:blipFill>
+                    <a:blip r:embed="rId10">
+                      <a:extLst>
+                        <a:ext uri="{28A0092B-C50C-407E-A947-70E740481C1C}">
+                          <a14:useLocalDpi xmlns:a14="http://schemas.microsoft.com/office/drawing/2010/main" val="0"/>
+                        </a:ext>
+                      </a:extLst>
+                    </a:blip>
+                    <a:srcRect/>
+                    <a:stretch>
+                      <a:fillRect/>
+                    </a:stretch>
+                  </pic:blipFill>
+                  <pic:spPr bwMode="auto">
+                    <a:xfrm>
+                      <a:off x="0" y="0"/>
+                      <a:ext cx="5928360" cy="3032760"/>
+                    </a:xfrm>
+                    <a:prstGeom prst="rect">
+                      <a:avLst/>
+                    </a:prstGeom>
+                    <a:noFill/>
+                    <a:ln>
+                      <a:noFill/>
+                    </a:ln>
+                  </pic:spPr>
+                </pic:pic>
+              </a:graphicData>
+            </a:graphic>
+          </wp:inline>
+        </w:drawing>
+      </w:r>
+      <w:r>
+        <w:rPr>
+          <w:rFonts w:hint="cs"/>
+          <w:noProof/>
+          <w:lang w:val="th-TH" w:bidi="th-TH"/>
+        </w:rPr>
+        <mc:AlternateContent>
+          <mc:Choice Requires="wps">
+            <w:drawing>
+              <wp:anchor distT="0" distB="0" distL="114300" distR="114300" simplePos="0" relativeHeight="251663360" behindDoc="0" locked="0" layoutInCell="1" allowOverlap="1" wp14:anchorId="5B0A7819" wp14:editId="45B44991">
+                <wp:simplePos x="0" y="0"/>
+                <wp:positionH relativeFrom="column">
+                  <wp:posOffset>67310</wp:posOffset>
+                </wp:positionH>
+                <wp:positionV relativeFrom="paragraph">
+                  <wp:posOffset>5215890</wp:posOffset>
+                </wp:positionV>
+                <wp:extent cx="207010" cy="773430"/>
+                <wp:effectExtent l="57150" t="19050" r="78740" b="102870"/>
+                <wp:wrapNone/>
+                <wp:docPr id="17" name="สี่เหลี่ยมผืนผ้า 17"/>
+                <wp:cNvGraphicFramePr/>
+                <a:graphic xmlns:a="http://schemas.openxmlformats.org/drawingml/2006/main">
+                  <a:graphicData uri="http://schemas.microsoft.com/office/word/2010/wordprocessingShape">
+                    <wps:wsp>
+                      <wps:cNvSpPr/>
+                      <wps:spPr>
+                        <a:xfrm>
+                          <a:off x="0" y="0"/>
+                          <a:ext cx="207010" cy="773430"/>
+                        </a:xfrm>
+                        <a:prstGeom prst="rect">
+                          <a:avLst/>
+                        </a:prstGeom>
+                        <a:solidFill>
+                          <a:srgbClr val="FFFFFF">
+                            <a:alpha val="5000"/>
+                          </a:srgbClr>
+                        </a:solidFill>
+                        <a:ln w="18000">
+                          <a:solidFill>
+                            <a:srgbClr val="FFFFFF"/>
+                          </a:solidFill>
+                        </a:ln>
+                      </wps:spPr>
+                      <wps:style>
+                        <a:lnRef idx="1">
+                          <a:schemeClr val="accent1"/>
+                        </a:lnRef>
+                        <a:fillRef idx="3">
+                          <a:schemeClr val="accent1"/>
+                        </a:fillRef>
+                        <a:effectRef idx="2">
+                          <a:schemeClr val="accent1"/>
+                        </a:effectRef>
+                        <a:fontRef idx="minor">
+                          <a:schemeClr val="lt1"/>
+                        </a:fontRef>
+                      </wps:style>
+                      <wps:bodyPr rot="0" spcFirstLastPara="0" vertOverflow="overflow" horzOverflow="overflow" vert="horz" wrap="square" lIns="91440" tIns="45720" rIns="91440" bIns="45720" numCol="1" spcCol="0" rtlCol="0" fromWordArt="0" anchor="ctr" anchorCtr="0" forceAA="0" compatLnSpc="1">
+                        <a:prstTxWarp prst="textNoShape">
+                          <a:avLst/>
+                        </a:prstTxWarp>
+                        <a:noAutofit/>
+                      </wps:bodyPr>
+                    </wps:wsp>
+                  </a:graphicData>
+                </a:graphic>
+                <wp14:sizeRelH relativeFrom="margin">
+                  <wp14:pctWidth>0</wp14:pctWidth>
+                </wp14:sizeRelH>
+                <wp14:sizeRelV relativeFrom="margin">
+                  <wp14:pctHeight>0</wp14:pctHeight>
+                </wp14:sizeRelV>
+              </wp:anchor>
+            </w:drawing>
+          </mc:Choice>
+          <mc:Fallback xmlns:oel="http://schemas.microsoft.com/office/2019/extlst">
+            <w:pict>
+              <v:rect w14:anchorId="2CE0ABF7" id="สี่เหลี่ยมผืนผ้า 17" o:spid="_x0000_s1026" style="position:absolute;margin-left:5.3pt;margin-top:410.7pt;width:16.3pt;height:60.9pt;z-index:251663360;visibility:visible;mso-wrap-style:square;mso-width-percent:0;mso-height-percent:0;mso-wrap-distance-left:9pt;mso-wrap-distance-top:0;mso-wrap-distance-right:9pt;mso-wrap-distance-bottom:0;mso-position-horizontal:absolute;mso-position-horizontal-relative:text;mso-position-vertical:absolute;mso-position-vertical-relative:text;mso-width-percent:0;mso-height-percent:0;mso-width-relative:margin;mso-height-relative:margin;v-text-anchor:middle" o:gfxdata="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" strokecolor="white" strokeweight=".5mm">
+                <v:fill opacity="3341f"/>
+                <v:shadow on="t" color="black" opacity="22937f" origin=",.5" offset="0,.63889mm"/>
+              </v:rect>
+            </w:pict>
+          </mc:Fallback>
+        </mc:AlternateContent>
+      </w:r>
+      <w:r>
+        <w:rPr>
+          <w:rFonts w:hint="cs"/>
+          <w:noProof/>
+          <w:lang w:val="th-TH" w:bidi="th-TH"/>
+        </w:rPr>
+        <mc:AlternateContent>
+          <mc:Choice Requires="wps">
+            <w:drawing>
+              <wp:anchor distT="0" distB="0" distL="114300" distR="114300" simplePos="0" relativeHeight="251661312" behindDoc="0" locked="0" layoutInCell="1" allowOverlap="1" wp14:anchorId="576F10DE" wp14:editId="052131E8">
+                <wp:simplePos x="0" y="0"/>
+                <wp:positionH relativeFrom="column">
+                  <wp:posOffset>4872990</wp:posOffset>
+                </wp:positionH>
+                <wp:positionV relativeFrom="paragraph">
+                  <wp:posOffset>3082290</wp:posOffset>
+                </wp:positionV>
+                <wp:extent cx="704850" cy="224790"/>
+                <wp:effectExtent l="57150" t="19050" r="76200" b="99060"/>
+                <wp:wrapNone/>
+                <wp:docPr id="10" name="สี่เหลี่ยมผืนผ้า 10"/>
+                <wp:cNvGraphicFramePr/>
+                <a:graphic xmlns:a="http://schemas.openxmlformats.org/drawingml/2006/main">
+                  <a:graphicData uri="http://schemas.microsoft.com/office/word/2010/wordprocessingShape">
+                    <wps:wsp>
+                      <wps:cNvSpPr/>
+                      <wps:spPr>
+                        <a:xfrm>
+                          <a:off x="0" y="0"/>
+                          <a:ext cx="704850" cy="224790"/>
+                        </a:xfrm>
+                        <a:prstGeom prst="rect">
+                          <a:avLst/>
+                        </a:prstGeom>
+                        <a:solidFill>
+                          <a:srgbClr val="FFFFFF">
+                            <a:alpha val="5000"/>
+                          </a:srgbClr>
+                        </a:solidFill>
+                        <a:ln w="18000">
+                          <a:solidFill>
+                            <a:srgbClr val="FFFFFF"/>
+                          </a:solidFill>
+                        </a:ln>
+                      </wps:spPr>
+                      <wps:style>
+                        <a:lnRef idx="1">
+                          <a:schemeClr val="accent1"/>
+                        </a:lnRef>
+                        <a:fillRef idx="3">
+                          <a:schemeClr val="accent1"/>
+                        </a:fillRef>
+                        <a:effectRef idx="2">
+                          <a:schemeClr val="accent1"/>
+                        </a:effectRef>
+                        <a:fontRef idx="minor">
+                          <a:schemeClr val="lt1"/>
+                        </a:fontRef>
+                      </wps:style>
+                      <wps:bodyPr rot="0" spcFirstLastPara="0" vertOverflow="overflow" horzOverflow="overflow" vert="horz" wrap="square" lIns="91440" tIns="45720" rIns="91440" bIns="45720" numCol="1" spcCol="0" rtlCol="0" fromWordArt="0" anchor="ctr" anchorCtr="0" forceAA="0" compatLnSpc="1">
+                        <a:prstTxWarp prst="textNoShape">
+                          <a:avLst/>
+                        </a:prstTxWarp>
+                        <a:noAutofit/>
+                      </wps:bodyPr>
+                    </wps:wsp>
+                  </a:graphicData>
+                </a:graphic>
+                <wp14:sizeRelH relativeFrom="margin">
+                  <wp14:pctWidth>0</wp14:pctWidth>
+                </wp14:sizeRelH>
+                <wp14:sizeRelV relativeFrom="margin">
+                  <wp14:pctHeight>0</wp14:pctHeight>
+                </wp14:sizeRelV>
+              </wp:anchor>
+            </w:drawing>
+          </mc:Choice>
+          <mc:Fallback xmlns:oel="http://schemas.microsoft.com/office/2019/extlst">
+            <w:pict>
+              <v:rect w14:anchorId="763C29A9" id="สี่เหลี่ยมผืนผ้า 10" o:spid="_x0000_s1026" style="position:absolute;margin-left:383.7pt;margin-top:242.7pt;width:55.5pt;height:17.7pt;z-index:251661312;visibility:visible;mso-wrap-style:square;mso-width-percent:0;mso-height-percent:0;mso-wrap-distance-left:9pt;mso-wrap-distance-top:0;mso-wrap-distance-right:9pt;mso-wrap-distance-bottom:0;mso-position-horizontal:absolute;mso-position-horizontal-relative:text;mso-position-vertical:absolute;mso-position-vertical-relative:text;mso-width-percent:0;mso-height-percent:0;mso-width-relative:margin;mso-height-relative:margin;v-text-anchor:middle" o:gfxdata="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" strokecolor="white" strokeweight=".5mm">
+                <v:fill opacity="3341f"/>
+                <v:shadow on="t" color="black" opacity="22937f" origin=",.5" offset="0,.63889mm"/>
+              </v:rect>
+            </w:pict>
+          </mc:Fallback>
+        </mc:AlternateContent>
+      </w:r>
+      <w:r>
+        <w:rPr>
+          <w:rFonts w:hint="cs"/>
+          <w:noProof/>
+          <w:cs/>
+          <w:lang w:bidi="th-TH"/>
+        </w:rPr>
+        <w:drawing>
+          <wp:inline distT="0" distB="0" distL="0" distR="0" wp14:anchorId="6665156C" wp14:editId="2D41B0C1">
+            <wp:extent cx="5928360" cy="3017520"/>
+            <wp:effectExtent l="0" t="0" r="0" b="0"/>
+            <wp:docPr id="4" name="รูปภาพ 4"/>
+            <wp:cNvGraphicFramePr>
+              <a:graphicFrameLocks xmlns:a="http://schemas.openxmlformats.org/drawingml/2006/main" noChangeAspect="1"/>
+            </wp:cNvGraphicFramePr>
+            <a:graphic xmlns:a="http://schemas.openxmlformats.org/drawingml/2006/main">
+              <a:graphicData uri="http://schemas.openxmlformats.org/drawingml/2006/picture">
+                <pic:pic xmlns:pic="http://schemas.openxmlformats.org/drawingml/2006/picture">
+                  <pic:nvPicPr>
+                    <pic:cNvPr id="0" name="Picture 4"/>
+                    <pic:cNvPicPr>
+                      <a:picLocks noChangeAspect="1" noChangeArrowheads="1"/>
+                    </pic:cNvPicPr>
+                  </pic:nvPicPr>
+                  <pic:blipFill>
+                    <a:blip r:embed="rId11">
+                      <a:extLst>
+                        <a:ext uri="{28A0092B-C50C-407E-A947-70E740481C1C}">
+                          <a14:useLocalDpi xmlns:a14="http://schemas.microsoft.com/office/drawing/2010/main" val="0"/>
+                        </a:ext>
+                      </a:extLst>
+                    </a:blip>
+                    <a:srcRect/>
+                    <a:stretch>
+                      <a:fillRect/>
+                    </a:stretch>
+                  </pic:blipFill>
+                  <pic:spPr bwMode="auto">
+                    <a:xfrm>
+                      <a:off x="0" y="0"/>
+                      <a:ext cx="5928360" cy="3017520"/>
+                    </a:xfrm>
+                    <a:prstGeom prst="rect">
+                      <a:avLst/>
+                    </a:prstGeom>
+                    <a:noFill/>
+                    <a:ln>
+                      <a:noFill/>
+                    </a:ln>
+                  </pic:spPr>
+                </pic:pic>
+              </a:graphicData>
+            </a:graphic>
+          </wp:inline>
+        </w:drawing>
+      </w:r>
+    </w:p>
+    <w:p>
+      <w:pPr>
+        <w:spacing w:after="40"/>
+        <w:jc w:val="center"/>
+        <w:rPr>
+          <w:rFonts w:hint="eastAsia"/>
+          <w:cs/>
+          <w:lang w:bidi="th-TH"/>
+        </w:rPr>
+      </w:pPr>
+      <w:r>
+        <w:rPr>
+          <w:rFonts w:ascii="TH Sarabun New" w:hAnsi="TH Sarabun New" w:cs="TH Sarabun New"/>
+          <w:b/>
+          <w:bCs/>
+          <w:szCs w:val="32"/>
+          <w:cs/>
+          <w:lang w:bidi="th-TH"/>
+        </w:rPr>
+        <w:t>หน้าแรกและหน้าตัดต่อของโปรแกรมตัดต่อ</w:t>
+      </w:r>
+      <w:r>
+        <w:rPr>
+          <w:rFonts w:ascii="TH Sarabun New" w:hAnsi="TH Sarabun New" w:cs="TH Sarabun New" w:hint="cs"/>
+          <w:b/>
+          <w:bCs/>
+          <w:szCs w:val="32"/>
+          <w:cs/>
+          <w:lang w:bidi="th-TH"/>
+        </w:rPr>
+        <w:t>ใหม่ ส่วนที่ทำสี่เหลี่ยมไว้คือส่วนที่แก้ไขแล้วจากเดิม</w:t>
+      </w:r>
+    </w:p>
     <w:p>
       <w:pPr>
         <w:spacing w:after="40"/>
@@ -2691,14 +3047,20 @@
         <w:spacing w:after="40"/>
         <w:rPr>
           <w:rFonts w:hint="eastAsia"/>
-          <w:lang w:bidi="th-TH"/>
         </w:rPr>
       </w:pPr>
     </w:p>
     <w:p>
       <w:pPr>
         <w:spacing w:after="40"/>
-        <w:ind w:firstLine="360"/>
+        <w:rPr>
+          <w:rFonts w:hint="eastAsia"/>
+        </w:rPr>
+      </w:pPr>
+    </w:p>
+    <w:p>
+      <w:pPr>
+        <w:spacing w:after="40"/>
         <w:rPr>
           <w:rFonts w:hint="eastAsia"/>
         </w:rPr>
@@ -2731,6 +3093,7 @@
           <w:sz w:val="36"/>
           <w:szCs w:val="36"/>
         </w:rPr>
+        <w:lastRenderedPageBreak/>
         <w:t>1.</w:t>
       </w:r>
       <w:r>
@@ -2776,21 +3139,12 @@
         </w:rPr>
         <w:t xml:space="preserve">จากการทดสอบและรวบรวมข้อคิดเห็นเพิ่มเติม คณะผู้จัดทำได้วางแผนแนวทางการพัฒนาและปรับปรุงโปรแกรม </w:t>
       </w:r>
-      <w:proofErr w:type="spellStart"/>
       <w:r>
         <w:rPr>
           <w:rFonts w:ascii="TH Sarabun New" w:hAnsi="TH Sarabun New" w:cs="TH Sarabun New"/>
           <w:szCs w:val="32"/>
         </w:rPr>
-        <w:t>MediaPro</w:t>
-      </w:r>
-      <w:proofErr w:type="spellEnd"/>
-      <w:r>
-        <w:rPr>
-          <w:rFonts w:ascii="TH Sarabun New" w:hAnsi="TH Sarabun New" w:cs="TH Sarabun New"/>
-          <w:szCs w:val="32"/>
-        </w:rPr>
-        <w:t xml:space="preserve"> </w:t>
+        <w:t xml:space="preserve">MediaPro </w:t>
       </w:r>
       <w:r>
         <w:rPr>
@@ -2803,10 +3157,12 @@
       </w:r>
       <w:r>
         <w:rPr>
-          <w:rFonts w:ascii="TH Sarabun New" w:hAnsi="TH Sarabun New" w:cs="TH Sarabun New"/>
+          <w:rFonts w:ascii="TH Sarabun New" w:hAnsi="TH Sarabun New" w:cs="TH Sarabun New" w:hint="cs"/>
           <w:szCs w:val="32"/>
+          <w:cs/>
+          <w:lang w:bidi="th-TH"/>
         </w:rPr>
-        <w:t>2</w:t>
+        <w:t>3</w:t>
       </w:r>
       <w:r>
         <w:rPr>
@@ -2826,7 +3182,7 @@
           <w:rFonts w:ascii="TH Sarabun New" w:hAnsi="TH Sarabun New" w:cs="TH Sarabun New"/>
           <w:b/>
           <w:bCs/>
-          <w:color w:val="FF0000"/>
+          <w:color w:val="auto"/>
           <w:szCs w:val="32"/>
         </w:rPr>
       </w:pPr>
@@ -2835,17 +3191,29 @@
           <w:rFonts w:ascii="TH Sarabun New" w:hAnsi="TH Sarabun New" w:cs="TH Sarabun New"/>
           <w:b/>
           <w:bCs/>
-          <w:color w:val="FF0000"/>
+          <w:color w:val="auto"/>
           <w:szCs w:val="32"/>
         </w:rPr>
         <w:t>1.</w:t>
       </w:r>
       <w:r>
         <w:rPr>
+          <w:rFonts w:ascii="TH Sarabun New" w:hAnsi="TH Sarabun New" w:cs="TH Sarabun New" w:hint="cs"/>
+          <w:b/>
+          <w:bCs/>
+          <w:color w:val="auto"/>
+          <w:szCs w:val="32"/>
+          <w:cs/>
+          <w:lang w:bidi="th-TH"/>
+        </w:rPr>
+        <w:t xml:space="preserve"> </w:t>
+      </w:r>
+      <w:r>
+        <w:rPr>
           <w:rFonts w:ascii="TH Sarabun New" w:hAnsi="TH Sarabun New" w:cs="TH Sarabun New"/>
           <w:b/>
           <w:bCs/>
-          <w:color w:val="FF0000"/>
+          <w:color w:val="auto"/>
           <w:szCs w:val="32"/>
           <w:cs/>
           <w:lang w:bidi="th-TH"/>
@@ -2857,12 +3225,48 @@
           <w:rFonts w:ascii="TH Sarabun New" w:hAnsi="TH Sarabun New" w:cs="TH Sarabun New" w:hint="cs"/>
           <w:b/>
           <w:bCs/>
-          <w:color w:val="FF0000"/>
+          <w:color w:val="auto"/>
           <w:szCs w:val="32"/>
           <w:cs/>
           <w:lang w:bidi="th-TH"/>
         </w:rPr>
-        <w:t>วิดีโอกะพริบตอนเลื่อนคลิป</w:t>
+        <w:t>วิดีโอกะพริบ</w:t>
+      </w:r>
+      <w:r>
+        <w:rPr>
+          <w:rFonts w:ascii="TH Sarabun New" w:hAnsi="TH Sarabun New" w:cs="TH Sarabun New" w:hint="cs"/>
+          <w:b/>
+          <w:bCs/>
+          <w:color w:val="auto"/>
+          <w:szCs w:val="32"/>
+          <w:cs/>
+          <w:lang w:bidi="th-TH"/>
+        </w:rPr>
+        <w:t>/ซูมออก</w:t>
+      </w:r>
+      <w:r>
+        <w:rPr>
+          <w:rFonts w:ascii="TH Sarabun New" w:hAnsi="TH Sarabun New" w:cs="TH Sarabun New" w:hint="cs"/>
+          <w:b/>
+          <w:bCs/>
+          <w:color w:val="auto"/>
+          <w:szCs w:val="32"/>
+          <w:cs/>
+          <w:lang w:bidi="th-TH"/>
+        </w:rPr>
+        <w:t>ตอนเลื่อน</w:t>
+      </w:r>
+      <w:r>
+        <w:rPr>
+          <w:rFonts w:ascii="TH Sarabun New" w:hAnsi="TH Sarabun New" w:cs="TH Sarabun New" w:hint="cs"/>
+          <w:b/>
+          <w:bCs/>
+          <w:color w:val="auto"/>
+          <w:szCs w:val="32"/>
+          <w:cs/>
+          <w:lang w:bidi="th-TH"/>
+        </w:rPr>
+        <w:t>ดูคลิป</w:t>
       </w:r>
     </w:p>
     <w:p>
@@ -2873,8 +3277,18 @@
         <w:rPr>
           <w:rFonts w:ascii="TH Sarabun New" w:hAnsi="TH Sarabun New" w:cs="TH Sarabun New"/>
           <w:szCs w:val="32"/>
+          <w:cs/>
         </w:rPr>
       </w:pPr>
+      <w:r>
+        <w:rPr>
+          <w:rFonts w:ascii="TH Sarabun New" w:hAnsi="TH Sarabun New" w:cs="TH Sarabun New"/>
+          <w:szCs w:val="32"/>
+          <w:cs/>
+          <w:lang w:bidi="th-TH"/>
+        </w:rPr>
+        <w:tab/>
+      </w:r>
       <w:r>
         <w:rPr>
           <w:rFonts w:ascii="TH Sarabun New" w:hAnsi="TH Sarabun New" w:cs="TH Sarabun New"/>
@@ -2893,6 +3307,80 @@
         </w:rPr>
         <w:t>ทำการเลื่อนดู</w:t>
       </w:r>
+      <w:r>
+        <w:rPr>
+          <w:rFonts w:ascii="TH Sarabun New" w:hAnsi="TH Sarabun New" w:cs="TH Sarabun New" w:hint="cs"/>
+          <w:szCs w:val="32"/>
+          <w:cs/>
+          <w:lang w:bidi="th-TH"/>
+        </w:rPr>
+        <w:t>คลิปวิดีโอ มีปัญหาวิดีโอกะพริบ</w:t>
+      </w:r>
+      <w:r>
+        <w:rPr>
+          <w:rFonts w:ascii="TH Sarabun New" w:hAnsi="TH Sarabun New" w:cs="TH Sarabun New" w:hint="cs"/>
+          <w:szCs w:val="32"/>
+          <w:cs/>
+          <w:lang w:bidi="th-TH"/>
+        </w:rPr>
+        <w:t>/ซูมออก</w:t>
+      </w:r>
+      <w:r>
+        <w:rPr>
+          <w:rFonts w:ascii="TH Sarabun New" w:hAnsi="TH Sarabun New" w:cs="TH Sarabun New" w:hint="cs"/>
+          <w:szCs w:val="32"/>
+          <w:cs/>
+          <w:lang w:bidi="th-TH"/>
+        </w:rPr>
+        <w:t>และซับไตเติล</w:t>
+      </w:r>
+      <w:r>
+        <w:rPr>
+          <w:rFonts w:ascii="TH Sarabun New" w:hAnsi="TH Sarabun New" w:cs="TH Sarabun New" w:hint="cs"/>
+          <w:szCs w:val="32"/>
+          <w:cs/>
+          <w:lang w:bidi="th-TH"/>
+        </w:rPr>
+        <w:t>ขยายใหญ่และมีการเปลี่ยนฟอน</w:t>
+      </w:r>
+      <w:proofErr w:type="spellStart"/>
+      <w:r>
+        <w:rPr>
+          <w:rFonts w:ascii="TH Sarabun New" w:hAnsi="TH Sarabun New" w:cs="TH Sarabun New" w:hint="cs"/>
+          <w:szCs w:val="32"/>
+          <w:cs/>
+          <w:lang w:bidi="th-TH"/>
+        </w:rPr>
+        <w:t>ต์</w:t>
+      </w:r>
+      <w:proofErr w:type="spellEnd"/>
+      <w:r>
+        <w:rPr>
+          <w:rFonts w:ascii="TH Sarabun New" w:hAnsi="TH Sarabun New" w:cs="TH Sarabun New" w:hint="cs"/>
+          <w:szCs w:val="32"/>
+          <w:cs/>
+          <w:lang w:bidi="th-TH"/>
+        </w:rPr>
+        <w:t>ที่แปลกออกไป</w:t>
+      </w:r>
+      <w:r>
+        <w:rPr>
+          <w:rFonts w:ascii="TH Sarabun New" w:hAnsi="TH Sarabun New" w:cs="TH Sarabun New" w:hint="cs"/>
+          <w:szCs w:val="32"/>
+          <w:cs/>
+          <w:lang w:bidi="th-TH"/>
+        </w:rPr>
+        <w:t xml:space="preserve"> ทำให้การวางซับไตเติลอาจจะคลาดเคลื่อนไปจากความต้องการจริงของผู้ใช้งานได้</w:t>
+      </w:r>
+      <w:r>
+        <w:rPr>
+          <w:rFonts w:ascii="TH Sarabun New" w:hAnsi="TH Sarabun New" w:cs="TH Sarabun New" w:hint="cs"/>
+          <w:szCs w:val="32"/>
+          <w:cs/>
+          <w:lang w:bidi="th-TH"/>
+        </w:rPr>
+        <w:t xml:space="preserve"> จึงต้องจัดทำให้โครงสร้างการพรีวิวเหมือนกันทั้งตอนเล่นคลิปและหยุดแก้ไขคลิป</w:t>
+      </w:r>
     </w:p>
     <w:p>
       <w:pPr>
@@ -2904,6 +3392,7 @@
           <w:b/>
           <w:bCs/>
           <w:szCs w:val="32"/>
+          <w:cs/>
         </w:rPr>
       </w:pPr>
       <w:r>
@@ -2921,19 +3410,20 @@
           <w:b/>
           <w:bCs/>
           <w:szCs w:val="32"/>
+          <w:lang w:bidi="th-TH"/>
+        </w:rPr>
+        <w:t xml:space="preserve"> </w:t>
+      </w:r>
+      <w:r>
+        <w:rPr>
+          <w:rFonts w:ascii="TH Sarabun New" w:hAnsi="TH Sarabun New" w:cs="TH Sarabun New" w:hint="cs"/>
+          <w:b/>
+          <w:bCs/>
+          <w:szCs w:val="32"/>
           <w:cs/>
           <w:lang w:bidi="th-TH"/>
         </w:rPr>
-        <w:t>การเพิ่มประสิทธิภาพอัตราเฟรมพรีวิววิดีโอระดับสูง</w:t>
-      </w:r>
-      <w:r>
-        <w:rPr>
-          <w:rFonts w:ascii="TH Sarabun New" w:hAnsi="TH Sarabun New" w:cs="TH Sarabun New"/>
-          <w:b/>
-          <w:bCs/>
-          <w:szCs w:val="32"/>
-        </w:rPr>
-        <w:t xml:space="preserve"> </w:t>
+        <w:t>ตัวอักษรบริเวณการทำซับไตเติลมีขนาดเล็กไปเล็กน้อย</w:t>
       </w:r>
     </w:p>
     <w:p>
@@ -2944,6 +3434,7 @@
         <w:rPr>
           <w:rFonts w:ascii="TH Sarabun New" w:hAnsi="TH Sarabun New" w:cs="TH Sarabun New"/>
           <w:szCs w:val="32"/>
+          <w:lang w:bidi="th-TH"/>
         </w:rPr>
       </w:pPr>
       <w:r>
@@ -2953,23 +3444,7 @@
           <w:cs/>
           <w:lang w:bidi="th-TH"/>
         </w:rPr>
-        <w:t xml:space="preserve">พบปัญหาแม้การแสดงผลพรีวิววิดีโอจะเพิ่มความลื่นไหลขึ้นเล็กน้อยแล้ว แต่การวาดภาพบน </w:t>
-      </w:r>
-      <w:proofErr w:type="spellStart"/>
-      <w:r>
-        <w:rPr>
-          <w:rFonts w:ascii="TH Sarabun New" w:hAnsi="TH Sarabun New" w:cs="TH Sarabun New"/>
-          <w:szCs w:val="32"/>
-        </w:rPr>
-        <w:t>Tkinter</w:t>
-      </w:r>
-      <w:proofErr w:type="spellEnd"/>
-      <w:r>
-        <w:rPr>
-          <w:rFonts w:ascii="TH Sarabun New" w:hAnsi="TH Sarabun New" w:cs="TH Sarabun New"/>
-          <w:szCs w:val="32"/>
-        </w:rPr>
-        <w:t xml:space="preserve"> Canvas </w:t>
+        <w:tab/>
       </w:r>
       <w:r>
         <w:rPr>
@@ -2978,1601 +3453,68 @@
           <w:cs/>
           <w:lang w:bidi="th-TH"/>
         </w:rPr>
-        <w:t xml:space="preserve">ยังใช้การแปลงภาพเป็น </w:t>
-      </w:r>
-      <w:proofErr w:type="spellStart"/>
-      <w:r>
-        <w:rPr>
-          <w:rFonts w:ascii="TH Sarabun New" w:hAnsi="TH Sarabun New" w:cs="TH Sarabun New"/>
-          <w:szCs w:val="32"/>
-        </w:rPr>
-        <w:t>PhotoImage</w:t>
-      </w:r>
-      <w:proofErr w:type="spellEnd"/>
-      <w:r>
-        <w:rPr>
-          <w:rFonts w:ascii="TH Sarabun New" w:hAnsi="TH Sarabun New" w:cs="TH Sarabun New"/>
-          <w:szCs w:val="32"/>
-        </w:rPr>
-        <w:t xml:space="preserve"> </w:t>
+        <w:t>พบปัญหา</w:t>
       </w:r>
       <w:r>
         <w:rPr>
-          <w:rFonts w:ascii="TH Sarabun New" w:hAnsi="TH Sarabun New" w:cs="TH Sarabun New"/>
+          <w:rFonts w:ascii="TH Sarabun New" w:hAnsi="TH Sarabun New" w:cs="TH Sarabun New" w:hint="cs"/>
           <w:szCs w:val="32"/>
           <w:cs/>
           <w:lang w:bidi="th-TH"/>
         </w:rPr>
-        <w:t xml:space="preserve">บน </w:t>
+        <w:t xml:space="preserve">นำโปรแกรมไปให้สมาชิกทีมตรวจสอบ สำหรับตัวผู้จัดทำแล้วขนาดตัวอักษรเป็นขนาดที่อ่านได้พอดีตา ไม่ใหญ่เล็กจนเกินไป แต่เมื่อนำไปให้คนอื่นใช้แล้วเล็กใหญ่ของแต่ละคนมีขนาดไม่เท่ากัน จึงอยากจะปรับแก้เป็นการเพิ่มขนาดตัวอักษรไปเลย </w:t>
       </w:r>
       <w:r>
         <w:rPr>
-          <w:rFonts w:ascii="TH Sarabun New" w:hAnsi="TH Sarabun New" w:cs="TH Sarabun New"/>
-          <w:szCs w:val="32"/>
-        </w:rPr>
-        <w:t xml:space="preserve">CPU </w:t>
-      </w:r>
-      <w:r>
-        <w:rPr>
-          <w:rFonts w:ascii="TH Sarabun New" w:hAnsi="TH Sarabun New" w:cs="TH Sarabun New"/>
+          <w:rFonts w:ascii="TH Sarabun New" w:hAnsi="TH Sarabun New" w:cs="TH Sarabun New" w:hint="cs"/>
           <w:szCs w:val="32"/>
           <w:cs/>
           <w:lang w:bidi="th-TH"/>
         </w:rPr>
-        <w:t xml:space="preserve">เป็นหลัก ทำให้ยังคงมีเฟรมตกพอสมควร จึงต้องหาทางนำเอา </w:t>
+        <w:t>มิเช่นนั้นก็สร้างการตั้งค่าให้ผู้ใช้งานเพิ่ม/ลดขนาดตัวอักษรของทั้งโปรแกรมให้ผู้ใช้ได้เลือกสรรกัน</w:t>
       </w:r>
+    </w:p>
+    <w:p>
+      <w:pPr>
+        <w:spacing w:after="40"/>
+        <w:ind w:firstLine="720"/>
+        <w:jc w:val="both"/>
+        <w:rPr>
+          <w:rFonts w:ascii="TH Sarabun New" w:hAnsi="TH Sarabun New" w:cs="TH Sarabun New"/>
+          <w:b/>
+          <w:bCs/>
+          <w:szCs w:val="32"/>
+          <w:lang w:bidi="th-TH"/>
+        </w:rPr>
+      </w:pPr>
       <w:r>
         <w:rPr>
-          <w:rFonts w:ascii="TH Sarabun New" w:hAnsi="TH Sarabun New" w:cs="TH Sarabun New"/>
-          <w:szCs w:val="32"/>
-        </w:rPr>
-        <w:t xml:space="preserve">GPU </w:t>
-      </w:r>
-      <w:r>
-        <w:rPr>
-          <w:rFonts w:ascii="TH Sarabun New" w:hAnsi="TH Sarabun New" w:cs="TH Sarabun New"/>
+          <w:rFonts w:ascii="TH Sarabun New" w:hAnsi="TH Sarabun New" w:cs="TH Sarabun New" w:hint="cs"/>
+          <w:b/>
+          <w:bCs/>
           <w:szCs w:val="32"/>
           <w:cs/>
           <w:lang w:bidi="th-TH"/>
         </w:rPr>
-        <w:t xml:space="preserve">มาใช้ในการวาดแสดงผลเฟรมภาพสดแทน </w:t>
-      </w:r>
-      <w:proofErr w:type="spellStart"/>
-      <w:r>
-        <w:rPr>
-          <w:rFonts w:ascii="TH Sarabun New" w:hAnsi="TH Sarabun New" w:cs="TH Sarabun New"/>
-          <w:szCs w:val="32"/>
-        </w:rPr>
-        <w:t>Tkinter</w:t>
-      </w:r>
-      <w:proofErr w:type="spellEnd"/>
-      <w:r>
-        <w:rPr>
-          <w:rFonts w:ascii="TH Sarabun New" w:hAnsi="TH Sarabun New" w:cs="TH Sarabun New"/>
-          <w:szCs w:val="32"/>
-        </w:rPr>
-        <w:t xml:space="preserve"> Canvas </w:t>
+        <w:t xml:space="preserve">3. </w:t>
       </w:r>
       <w:r>
         <w:rPr>
-          <w:rFonts w:ascii="TH Sarabun New" w:hAnsi="TH Sarabun New" w:cs="TH Sarabun New"/>
+          <w:rFonts w:ascii="TH Sarabun New" w:hAnsi="TH Sarabun New" w:cs="TH Sarabun New" w:hint="cs"/>
+          <w:b/>
+          <w:bCs/>
           <w:szCs w:val="32"/>
           <w:cs/>
           <w:lang w:bidi="th-TH"/>
         </w:rPr>
-        <w:t>เพื่อดันอัตราเฟรมพรีวิววิดีโอขณะตัดต่อให้ลื่นไหลเทียบเท่าตัววิดีโอจริงด้วยการช่วยเหลือของการ์ดจอ</w:t>
+        <w:t>พบปัญหาโปรแกรมค้างในเครื่องสเปคต่ำ</w:t>
       </w:r>
     </w:p>
     <w:p>
       <w:pPr>
-        <w:rPr>
-          <w:rFonts w:ascii="TH Sarabun New" w:hAnsi="TH Sarabun New" w:cs="TH Sarabun New"/>
-        </w:rPr>
-      </w:pPr>
-      <w:r>
-        <w:rPr>
-          <w:rFonts w:ascii="TH Sarabun New" w:hAnsi="TH Sarabun New" w:cs="TH Sarabun New"/>
-        </w:rPr>
-        <w:br w:type="page"/>
-      </w:r>
-    </w:p>
-    <w:p>
-      <w:pPr>
-        <w:pStyle w:val="1"/>
-        <w:rPr>
-          <w:rFonts w:ascii="TH Sarabun New" w:hAnsi="TH Sarabun New" w:cs="TH Sarabun New"/>
-          <w:sz w:val="32"/>
-          <w:szCs w:val="32"/>
-        </w:rPr>
-      </w:pPr>
-      <w:r>
-        <w:rPr>
-          <w:rFonts w:ascii="TH Sarabun New" w:hAnsi="TH Sarabun New" w:cs="TH Sarabun New"/>
-          <w:sz w:val="32"/>
-          <w:szCs w:val="32"/>
-          <w:cs/>
-        </w:rPr>
-        <w:lastRenderedPageBreak/>
-        <w:t xml:space="preserve">ความคืบหน้าของเอกสารที่ต้องส่ง </w:t>
-      </w:r>
-      <w:r>
-        <w:rPr>
-          <w:rFonts w:ascii="TH Sarabun New" w:hAnsi="TH Sarabun New" w:cs="TH Sarabun New"/>
-          <w:sz w:val="32"/>
-          <w:szCs w:val="32"/>
-        </w:rPr>
-        <w:t>IRB</w:t>
-      </w:r>
-    </w:p>
-    <w:tbl>
-      <w:tblPr>
-        <w:tblW w:w="5000" w:type="pct"/>
-        <w:tblBorders>
-          <w:top w:val="single" w:sz="4" w:space="0" w:color="auto"/>
-          <w:left w:val="single" w:sz="4" w:space="0" w:color="auto"/>
-          <w:bottom w:val="single" w:sz="4" w:space="0" w:color="auto"/>
-          <w:right w:val="single" w:sz="4" w:space="0" w:color="auto"/>
-          <w:insideH w:val="single" w:sz="4" w:space="0" w:color="auto"/>
-          <w:insideV w:val="single" w:sz="4" w:space="0" w:color="auto"/>
-        </w:tblBorders>
-        <w:tblLook w:val="04A0" w:firstRow="1" w:lastRow="0" w:firstColumn="1" w:lastColumn="0" w:noHBand="0" w:noVBand="1"/>
-      </w:tblPr>
-      <w:tblGrid>
-        <w:gridCol w:w="684"/>
-        <w:gridCol w:w="6177"/>
-        <w:gridCol w:w="711"/>
-        <w:gridCol w:w="1778"/>
-      </w:tblGrid>
-      <w:tr>
-        <w:tc>
-          <w:tcPr>
-            <w:tcW w:w="366" w:type="pct"/>
-            <w:shd w:val="clear" w:color="auto" w:fill="auto"/>
-            <w:vAlign w:val="center"/>
-          </w:tcPr>
-          <w:p>
-            <w:pPr>
-              <w:spacing w:after="0"/>
-              <w:jc w:val="center"/>
-              <w:rPr>
-                <w:rFonts w:ascii="TH Sarabun New" w:hAnsi="TH Sarabun New" w:cs="TH Sarabun New"/>
-                <w:b/>
-                <w:bCs/>
-                <w:sz w:val="28"/>
-              </w:rPr>
-            </w:pPr>
-            <w:r>
-              <w:rPr>
-                <w:rFonts w:ascii="TH Sarabun New" w:hAnsi="TH Sarabun New" w:cs="TH Sarabun New"/>
-                <w:b/>
-                <w:bCs/>
-                <w:sz w:val="28"/>
-                <w:cs/>
-              </w:rPr>
-              <w:t>ลำดับ</w:t>
-            </w:r>
-          </w:p>
-        </w:tc>
-        <w:tc>
-          <w:tcPr>
-            <w:tcW w:w="3303" w:type="pct"/>
-            <w:shd w:val="clear" w:color="auto" w:fill="auto"/>
-            <w:vAlign w:val="center"/>
-          </w:tcPr>
-          <w:p>
-            <w:pPr>
-              <w:spacing w:after="0"/>
-              <w:jc w:val="center"/>
-              <w:rPr>
-                <w:rFonts w:ascii="TH Sarabun New" w:hAnsi="TH Sarabun New" w:cs="TH Sarabun New"/>
-                <w:b/>
-                <w:bCs/>
-                <w:sz w:val="28"/>
-              </w:rPr>
-            </w:pPr>
-            <w:r>
-              <w:rPr>
-                <w:rFonts w:ascii="TH Sarabun New" w:hAnsi="TH Sarabun New" w:cs="TH Sarabun New"/>
-                <w:b/>
-                <w:bCs/>
-                <w:sz w:val="28"/>
-                <w:cs/>
-              </w:rPr>
-              <w:t>รายการเอกสาร</w:t>
-            </w:r>
-          </w:p>
-        </w:tc>
-        <w:tc>
-          <w:tcPr>
-            <w:tcW w:w="380" w:type="pct"/>
-            <w:shd w:val="clear" w:color="auto" w:fill="auto"/>
-            <w:vAlign w:val="center"/>
-          </w:tcPr>
-          <w:p>
-            <w:pPr>
-              <w:spacing w:after="0"/>
-              <w:jc w:val="center"/>
-              <w:rPr>
-                <w:rFonts w:ascii="TH Sarabun New" w:hAnsi="TH Sarabun New" w:cs="TH Sarabun New"/>
-                <w:b/>
-                <w:bCs/>
-                <w:sz w:val="28"/>
-              </w:rPr>
-            </w:pPr>
-            <w:r>
-              <w:rPr>
-                <w:rFonts w:ascii="TH Sarabun New" w:hAnsi="TH Sarabun New" w:cs="TH Sarabun New"/>
-                <w:b/>
-                <w:bCs/>
-                <w:sz w:val="28"/>
-                <w:cs/>
-              </w:rPr>
-              <w:t>มี</w:t>
-            </w:r>
-          </w:p>
-        </w:tc>
-        <w:tc>
-          <w:tcPr>
-            <w:tcW w:w="951" w:type="pct"/>
-            <w:shd w:val="clear" w:color="auto" w:fill="auto"/>
-            <w:vAlign w:val="center"/>
-          </w:tcPr>
-          <w:p>
-            <w:pPr>
-              <w:spacing w:after="0"/>
-              <w:jc w:val="center"/>
-              <w:rPr>
-                <w:rFonts w:ascii="TH Sarabun New" w:hAnsi="TH Sarabun New" w:cs="TH Sarabun New"/>
-                <w:b/>
-                <w:bCs/>
-                <w:sz w:val="28"/>
-              </w:rPr>
-            </w:pPr>
-            <w:r>
-              <w:rPr>
-                <w:rFonts w:ascii="TH Sarabun New" w:hAnsi="TH Sarabun New" w:cs="TH Sarabun New"/>
-                <w:b/>
-                <w:bCs/>
-                <w:sz w:val="28"/>
-                <w:cs/>
-              </w:rPr>
-              <w:t>ไม่มี</w:t>
-            </w:r>
-          </w:p>
-          <w:p>
-            <w:pPr>
-              <w:spacing w:after="0"/>
-              <w:jc w:val="center"/>
-              <w:rPr>
-                <w:rFonts w:ascii="TH Sarabun New" w:hAnsi="TH Sarabun New" w:cs="TH Sarabun New"/>
-                <w:sz w:val="28"/>
-                <w:cs/>
-              </w:rPr>
-            </w:pPr>
-            <w:r>
-              <w:rPr>
-                <w:rFonts w:ascii="TH Sarabun New" w:hAnsi="TH Sarabun New" w:cs="TH Sarabun New"/>
-                <w:sz w:val="28"/>
-                <w:cs/>
-              </w:rPr>
-              <w:t>(โปรดชี้แจง)</w:t>
-            </w:r>
-          </w:p>
-        </w:tc>
-      </w:tr>
-      <w:tr>
-        <w:tc>
-          <w:tcPr>
-            <w:tcW w:w="366" w:type="pct"/>
-            <w:shd w:val="clear" w:color="auto" w:fill="auto"/>
-            <w:vAlign w:val="center"/>
-          </w:tcPr>
-          <w:p>
-            <w:pPr>
-              <w:spacing w:after="0"/>
-              <w:jc w:val="center"/>
-              <w:rPr>
-                <w:rFonts w:ascii="TH Sarabun New" w:hAnsi="TH Sarabun New" w:cs="TH Sarabun New"/>
-                <w:sz w:val="28"/>
-              </w:rPr>
-            </w:pPr>
-            <w:r>
-              <w:rPr>
-                <w:rFonts w:ascii="TH Sarabun New" w:hAnsi="TH Sarabun New" w:cs="TH Sarabun New"/>
-                <w:sz w:val="28"/>
-                <w:cs/>
-              </w:rPr>
-              <w:t>1</w:t>
-            </w:r>
-          </w:p>
-        </w:tc>
-        <w:tc>
-          <w:tcPr>
-            <w:tcW w:w="3303" w:type="pct"/>
-            <w:shd w:val="clear" w:color="auto" w:fill="auto"/>
-            <w:vAlign w:val="center"/>
-          </w:tcPr>
-          <w:p>
-            <w:pPr>
-              <w:spacing w:after="0"/>
-              <w:rPr>
-                <w:rFonts w:ascii="TH Sarabun New" w:hAnsi="TH Sarabun New" w:cs="TH Sarabun New"/>
-                <w:sz w:val="28"/>
-              </w:rPr>
-            </w:pPr>
-            <w:r>
-              <w:rPr>
-                <w:rFonts w:ascii="TH Sarabun New" w:hAnsi="TH Sarabun New" w:cs="TH Sarabun New"/>
-                <w:sz w:val="28"/>
-                <w:cs/>
-              </w:rPr>
-              <w:t>แบบตรวจสอบโครงการวิจัยที่เข้าข่ายการขอประเมินจริยธรรมการวิจัยในมนุษย์</w:t>
-            </w:r>
-            <w:r>
-              <w:rPr>
-                <w:rFonts w:ascii="TH Sarabun New" w:hAnsi="TH Sarabun New" w:cs="TH Sarabun New"/>
-                <w:strike/>
-                <w:sz w:val="28"/>
-                <w:cs/>
-              </w:rPr>
-              <w:t xml:space="preserve"> </w:t>
-            </w:r>
-            <w:r>
-              <w:rPr>
-                <w:rFonts w:ascii="TH Sarabun New" w:hAnsi="TH Sarabun New" w:cs="TH Sarabun New"/>
-                <w:sz w:val="28"/>
-                <w:cs/>
-              </w:rPr>
-              <w:t>(</w:t>
-            </w:r>
-            <w:r>
-              <w:rPr>
-                <w:rFonts w:ascii="TH Sarabun New" w:hAnsi="TH Sarabun New" w:cs="TH Sarabun New"/>
-                <w:sz w:val="28"/>
-              </w:rPr>
-              <w:t>IRB Checklist</w:t>
-            </w:r>
-            <w:r>
-              <w:rPr>
-                <w:rFonts w:ascii="TH Sarabun New" w:hAnsi="TH Sarabun New" w:cs="TH Sarabun New"/>
-                <w:sz w:val="28"/>
-                <w:cs/>
-              </w:rPr>
-              <w:t>)</w:t>
-            </w:r>
-          </w:p>
-        </w:tc>
-        <w:tc>
-          <w:tcPr>
-            <w:tcW w:w="380" w:type="pct"/>
-            <w:shd w:val="clear" w:color="auto" w:fill="auto"/>
-            <w:vAlign w:val="center"/>
-          </w:tcPr>
-          <w:p>
-            <w:pPr>
-              <w:spacing w:after="0"/>
-              <w:jc w:val="center"/>
-              <w:rPr>
-                <w:rFonts w:ascii="TH Sarabun New" w:hAnsi="TH Sarabun New" w:cs="TH Sarabun New"/>
-                <w:b/>
-                <w:bCs/>
-                <w:sz w:val="28"/>
-                <w:cs/>
-              </w:rPr>
-            </w:pPr>
-            <w:r>
-              <w:rPr>
-                <w:rFonts w:ascii="TH Sarabun New" w:hAnsi="TH Sarabun New" w:cs="TH Sarabun New"/>
-                <w:sz w:val="28"/>
-              </w:rPr>
-              <w:sym w:font="Wingdings" w:char="F0FC"/>
-            </w:r>
-          </w:p>
-        </w:tc>
-        <w:tc>
-          <w:tcPr>
-            <w:tcW w:w="951" w:type="pct"/>
-            <w:shd w:val="clear" w:color="auto" w:fill="auto"/>
-            <w:vAlign w:val="center"/>
-          </w:tcPr>
-          <w:p>
-            <w:pPr>
-              <w:spacing w:after="0"/>
-              <w:jc w:val="center"/>
-              <w:rPr>
-                <w:rFonts w:ascii="TH Sarabun New" w:hAnsi="TH Sarabun New" w:cs="TH Sarabun New"/>
-                <w:b/>
-                <w:bCs/>
-                <w:sz w:val="28"/>
-                <w:cs/>
-              </w:rPr>
-            </w:pPr>
-          </w:p>
-        </w:tc>
-      </w:tr>
-      <w:tr>
-        <w:tc>
-          <w:tcPr>
-            <w:tcW w:w="366" w:type="pct"/>
-            <w:shd w:val="clear" w:color="auto" w:fill="auto"/>
-            <w:vAlign w:val="center"/>
-          </w:tcPr>
-          <w:p>
-            <w:pPr>
-              <w:spacing w:after="0"/>
-              <w:jc w:val="center"/>
-              <w:rPr>
-                <w:rFonts w:ascii="TH Sarabun New" w:hAnsi="TH Sarabun New" w:cs="TH Sarabun New"/>
-                <w:sz w:val="28"/>
-              </w:rPr>
-            </w:pPr>
-            <w:r>
-              <w:rPr>
-                <w:rFonts w:ascii="TH Sarabun New" w:hAnsi="TH Sarabun New" w:cs="TH Sarabun New"/>
-                <w:sz w:val="28"/>
-                <w:cs/>
-              </w:rPr>
-              <w:t>2</w:t>
-            </w:r>
-          </w:p>
-        </w:tc>
-        <w:tc>
-          <w:tcPr>
-            <w:tcW w:w="3303" w:type="pct"/>
-            <w:shd w:val="clear" w:color="auto" w:fill="auto"/>
-            <w:vAlign w:val="center"/>
-          </w:tcPr>
-          <w:p>
-            <w:pPr>
-              <w:spacing w:after="0"/>
-              <w:rPr>
-                <w:rFonts w:ascii="TH Sarabun New" w:hAnsi="TH Sarabun New" w:cs="TH Sarabun New"/>
-                <w:sz w:val="28"/>
-              </w:rPr>
-            </w:pPr>
-            <w:r>
-              <w:rPr>
-                <w:rFonts w:ascii="TH Sarabun New" w:hAnsi="TH Sarabun New" w:cs="TH Sarabun New"/>
-                <w:sz w:val="28"/>
-                <w:cs/>
-              </w:rPr>
-              <w:t>บันทึกข้อความ และแบบเสนอเพื่อขอประเมินจริยธรรมการวิจัยในมนุษย์</w:t>
-            </w:r>
-          </w:p>
-          <w:p>
-            <w:pPr>
-              <w:spacing w:after="0"/>
-              <w:rPr>
-                <w:rFonts w:ascii="TH Sarabun New" w:hAnsi="TH Sarabun New" w:cs="TH Sarabun New"/>
-                <w:sz w:val="28"/>
-              </w:rPr>
-            </w:pPr>
-            <w:r>
-              <w:rPr>
-                <w:rFonts w:ascii="TH Sarabun New" w:hAnsi="TH Sarabun New" w:cs="TH Sarabun New"/>
-                <w:sz w:val="28"/>
-                <w:cs/>
-              </w:rPr>
-              <w:t>แบบยกเว้น</w:t>
-            </w:r>
-            <w:r>
-              <w:rPr>
-                <w:rFonts w:ascii="TH Sarabun New" w:hAnsi="TH Sarabun New" w:cs="TH Sarabun New"/>
-                <w:sz w:val="28"/>
-              </w:rPr>
-              <w:t xml:space="preserve"> </w:t>
-            </w:r>
-            <w:r>
-              <w:rPr>
-                <w:rFonts w:ascii="TH Sarabun New" w:hAnsi="TH Sarabun New" w:cs="TH Sarabun New"/>
-                <w:sz w:val="28"/>
-                <w:cs/>
-              </w:rPr>
-              <w:t>(</w:t>
-            </w:r>
-            <w:r>
-              <w:rPr>
-                <w:rFonts w:ascii="TH Sarabun New" w:hAnsi="TH Sarabun New" w:cs="TH Sarabun New"/>
-                <w:sz w:val="28"/>
-              </w:rPr>
-              <w:t>IRB Form-01)</w:t>
-            </w:r>
-          </w:p>
-        </w:tc>
-        <w:tc>
-          <w:tcPr>
-            <w:tcW w:w="380" w:type="pct"/>
-            <w:shd w:val="clear" w:color="auto" w:fill="auto"/>
-            <w:vAlign w:val="center"/>
-          </w:tcPr>
-          <w:p>
-            <w:pPr>
-              <w:spacing w:after="0"/>
-              <w:jc w:val="center"/>
-              <w:rPr>
-                <w:rFonts w:ascii="TH Sarabun New" w:hAnsi="TH Sarabun New" w:cs="TH Sarabun New"/>
-                <w:sz w:val="28"/>
-              </w:rPr>
-            </w:pPr>
-          </w:p>
-        </w:tc>
-        <w:tc>
-          <w:tcPr>
-            <w:tcW w:w="951" w:type="pct"/>
-            <w:shd w:val="clear" w:color="auto" w:fill="auto"/>
-            <w:vAlign w:val="center"/>
-          </w:tcPr>
-          <w:p>
-            <w:pPr>
-              <w:spacing w:after="0"/>
-              <w:jc w:val="center"/>
-              <w:rPr>
-                <w:rFonts w:ascii="TH Sarabun New" w:hAnsi="TH Sarabun New" w:cs="TH Sarabun New"/>
-                <w:sz w:val="28"/>
-              </w:rPr>
-            </w:pPr>
-            <w:r>
-              <w:rPr>
-                <w:rFonts w:ascii="TH Sarabun New" w:hAnsi="TH Sarabun New" w:cs="TH Sarabun New"/>
-                <w:sz w:val="28"/>
-                <w:cs/>
-              </w:rPr>
-              <w:t>ยังไม่เสร็จ</w:t>
-            </w:r>
-          </w:p>
-        </w:tc>
-      </w:tr>
-      <w:tr>
-        <w:tc>
-          <w:tcPr>
-            <w:tcW w:w="366" w:type="pct"/>
-            <w:shd w:val="clear" w:color="auto" w:fill="auto"/>
-            <w:vAlign w:val="center"/>
-          </w:tcPr>
-          <w:p>
-            <w:pPr>
-              <w:spacing w:after="0"/>
-              <w:jc w:val="center"/>
-              <w:rPr>
-                <w:rFonts w:ascii="TH Sarabun New" w:hAnsi="TH Sarabun New" w:cs="TH Sarabun New"/>
-                <w:sz w:val="28"/>
-              </w:rPr>
-            </w:pPr>
-            <w:r>
-              <w:rPr>
-                <w:rFonts w:ascii="TH Sarabun New" w:hAnsi="TH Sarabun New" w:cs="TH Sarabun New"/>
-                <w:sz w:val="28"/>
-                <w:cs/>
-              </w:rPr>
-              <w:t>3</w:t>
-            </w:r>
-          </w:p>
-        </w:tc>
-        <w:tc>
-          <w:tcPr>
-            <w:tcW w:w="3303" w:type="pct"/>
-            <w:shd w:val="clear" w:color="auto" w:fill="auto"/>
-            <w:vAlign w:val="center"/>
-          </w:tcPr>
-          <w:p>
-            <w:pPr>
-              <w:spacing w:after="0"/>
-              <w:rPr>
-                <w:rFonts w:ascii="TH Sarabun New" w:hAnsi="TH Sarabun New" w:cs="TH Sarabun New"/>
-                <w:sz w:val="28"/>
-                <w:cs/>
-              </w:rPr>
-            </w:pPr>
-            <w:r>
-              <w:rPr>
-                <w:rFonts w:ascii="TH Sarabun New" w:hAnsi="TH Sarabun New" w:cs="TH Sarabun New"/>
-                <w:sz w:val="28"/>
-                <w:cs/>
-              </w:rPr>
-              <w:t>โครงการวิจัย/กิจกรรมฉบับสมบูรณ์</w:t>
-            </w:r>
-          </w:p>
-        </w:tc>
-        <w:tc>
-          <w:tcPr>
-            <w:tcW w:w="380" w:type="pct"/>
-            <w:shd w:val="clear" w:color="auto" w:fill="auto"/>
-            <w:vAlign w:val="center"/>
-          </w:tcPr>
-          <w:p>
-            <w:pPr>
-              <w:spacing w:after="0"/>
-              <w:jc w:val="center"/>
-              <w:rPr>
-                <w:rFonts w:ascii="TH Sarabun New" w:hAnsi="TH Sarabun New" w:cs="TH Sarabun New"/>
-                <w:sz w:val="28"/>
-              </w:rPr>
-            </w:pPr>
-            <w:r>
-              <w:rPr>
-                <w:rFonts w:ascii="TH Sarabun New" w:hAnsi="TH Sarabun New" w:cs="TH Sarabun New"/>
-                <w:sz w:val="28"/>
-              </w:rPr>
-              <w:sym w:font="Wingdings" w:char="F0FC"/>
-            </w:r>
-          </w:p>
-        </w:tc>
-        <w:tc>
-          <w:tcPr>
-            <w:tcW w:w="951" w:type="pct"/>
-            <w:shd w:val="clear" w:color="auto" w:fill="auto"/>
-            <w:vAlign w:val="center"/>
-          </w:tcPr>
-          <w:p>
-            <w:pPr>
-              <w:spacing w:after="0"/>
-              <w:jc w:val="center"/>
-              <w:rPr>
-                <w:rFonts w:ascii="TH Sarabun New" w:hAnsi="TH Sarabun New" w:cs="TH Sarabun New"/>
-                <w:sz w:val="28"/>
-              </w:rPr>
-            </w:pPr>
-          </w:p>
-        </w:tc>
-      </w:tr>
-      <w:tr>
-        <w:tc>
-          <w:tcPr>
-            <w:tcW w:w="366" w:type="pct"/>
-            <w:shd w:val="clear" w:color="auto" w:fill="auto"/>
-            <w:vAlign w:val="center"/>
-          </w:tcPr>
-          <w:p>
-            <w:pPr>
-              <w:spacing w:after="0"/>
-              <w:jc w:val="center"/>
-              <w:rPr>
-                <w:rFonts w:ascii="TH Sarabun New" w:hAnsi="TH Sarabun New" w:cs="TH Sarabun New"/>
-                <w:sz w:val="28"/>
-              </w:rPr>
-            </w:pPr>
-            <w:r>
-              <w:rPr>
-                <w:rFonts w:ascii="TH Sarabun New" w:hAnsi="TH Sarabun New" w:cs="TH Sarabun New"/>
-                <w:sz w:val="28"/>
-                <w:cs/>
-              </w:rPr>
-              <w:t>4</w:t>
-            </w:r>
-          </w:p>
-        </w:tc>
-        <w:tc>
-          <w:tcPr>
-            <w:tcW w:w="3303" w:type="pct"/>
-            <w:shd w:val="clear" w:color="auto" w:fill="auto"/>
-            <w:vAlign w:val="center"/>
-          </w:tcPr>
-          <w:p>
-            <w:pPr>
-              <w:spacing w:after="0"/>
-              <w:rPr>
-                <w:rFonts w:ascii="TH Sarabun New" w:hAnsi="TH Sarabun New" w:cs="TH Sarabun New"/>
-                <w:sz w:val="28"/>
-              </w:rPr>
-            </w:pPr>
-            <w:r>
-              <w:rPr>
-                <w:rFonts w:ascii="TH Sarabun New" w:hAnsi="TH Sarabun New" w:cs="TH Sarabun New"/>
-                <w:sz w:val="28"/>
-                <w:cs/>
-              </w:rPr>
-              <w:t>ประกาศนียบัตรการอบรมจริยธรรมการวิจัยในมนุษย์ของ ผู้วิจัย</w:t>
-            </w:r>
-            <w:r>
-              <w:rPr>
-                <w:rFonts w:ascii="TH Sarabun New" w:hAnsi="TH Sarabun New" w:cs="TH Sarabun New"/>
-                <w:sz w:val="28"/>
-              </w:rPr>
-              <w:t xml:space="preserve"> </w:t>
-            </w:r>
-            <w:r>
-              <w:rPr>
-                <w:rFonts w:ascii="TH Sarabun New" w:hAnsi="TH Sarabun New" w:cs="TH Sarabun New"/>
-                <w:sz w:val="28"/>
-                <w:cs/>
-              </w:rPr>
-              <w:t>(ทุกคน) และอาจารย์ที่ปรึกษา</w:t>
-            </w:r>
-          </w:p>
-        </w:tc>
-        <w:tc>
-          <w:tcPr>
-            <w:tcW w:w="380" w:type="pct"/>
-            <w:shd w:val="clear" w:color="auto" w:fill="auto"/>
-            <w:vAlign w:val="center"/>
-          </w:tcPr>
-          <w:p>
-            <w:pPr>
-              <w:spacing w:after="0"/>
-              <w:jc w:val="center"/>
-              <w:rPr>
-                <w:rFonts w:ascii="TH Sarabun New" w:hAnsi="TH Sarabun New" w:cs="TH Sarabun New"/>
-                <w:sz w:val="28"/>
-              </w:rPr>
-            </w:pPr>
-          </w:p>
-        </w:tc>
-        <w:tc>
-          <w:tcPr>
-            <w:tcW w:w="951" w:type="pct"/>
-            <w:shd w:val="clear" w:color="auto" w:fill="auto"/>
-            <w:vAlign w:val="center"/>
-          </w:tcPr>
-          <w:p>
-            <w:pPr>
-              <w:spacing w:after="0"/>
-              <w:jc w:val="center"/>
-              <w:rPr>
-                <w:rFonts w:ascii="TH Sarabun New" w:hAnsi="TH Sarabun New" w:cs="TH Sarabun New"/>
-                <w:sz w:val="28"/>
-                <w:cs/>
-              </w:rPr>
-            </w:pPr>
-            <w:r>
-              <w:rPr>
-                <w:rFonts w:ascii="TH Sarabun New" w:hAnsi="TH Sarabun New" w:cs="TH Sarabun New"/>
-                <w:sz w:val="28"/>
-                <w:cs/>
-              </w:rPr>
-              <w:t>ขาดของอาจารย์</w:t>
-            </w:r>
-          </w:p>
-        </w:tc>
-      </w:tr>
-      <w:tr>
-        <w:tc>
-          <w:tcPr>
-            <w:tcW w:w="366" w:type="pct"/>
-            <w:shd w:val="clear" w:color="auto" w:fill="auto"/>
-            <w:vAlign w:val="center"/>
-          </w:tcPr>
-          <w:p>
-            <w:pPr>
-              <w:spacing w:after="0"/>
-              <w:jc w:val="center"/>
-              <w:rPr>
-                <w:rFonts w:ascii="TH Sarabun New" w:hAnsi="TH Sarabun New" w:cs="TH Sarabun New"/>
-                <w:sz w:val="28"/>
-              </w:rPr>
-            </w:pPr>
-            <w:r>
-              <w:rPr>
-                <w:rFonts w:ascii="TH Sarabun New" w:hAnsi="TH Sarabun New" w:cs="TH Sarabun New"/>
-                <w:sz w:val="28"/>
-                <w:cs/>
-              </w:rPr>
-              <w:t>5</w:t>
-            </w:r>
-          </w:p>
-        </w:tc>
-        <w:tc>
-          <w:tcPr>
-            <w:tcW w:w="3303" w:type="pct"/>
-            <w:shd w:val="clear" w:color="auto" w:fill="auto"/>
-            <w:vAlign w:val="center"/>
-          </w:tcPr>
-          <w:p>
-            <w:pPr>
-              <w:spacing w:after="0"/>
-              <w:rPr>
-                <w:rFonts w:ascii="TH Sarabun New" w:hAnsi="TH Sarabun New" w:cs="TH Sarabun New"/>
-                <w:sz w:val="28"/>
-              </w:rPr>
-            </w:pPr>
-            <w:r>
-              <w:rPr>
-                <w:rFonts w:ascii="TH Sarabun New" w:hAnsi="TH Sarabun New" w:cs="TH Sarabun New"/>
-                <w:sz w:val="28"/>
-                <w:cs/>
-              </w:rPr>
-              <w:t>รายละเอียดเครื่องมือ</w:t>
-            </w:r>
-            <w:r>
-              <w:rPr>
-                <w:rFonts w:ascii="TH Sarabun New" w:hAnsi="TH Sarabun New" w:cs="TH Sarabun New"/>
-                <w:sz w:val="28"/>
-              </w:rPr>
-              <w:t>/</w:t>
-            </w:r>
-            <w:r>
-              <w:rPr>
-                <w:rFonts w:ascii="TH Sarabun New" w:hAnsi="TH Sarabun New" w:cs="TH Sarabun New"/>
-                <w:sz w:val="28"/>
-                <w:cs/>
-              </w:rPr>
-              <w:t xml:space="preserve">อุปกรณ์ ที่ใช้ในการวิจัย (เช่น สื่อการสอน คู่มือการใช้งานแอปพลิเคชัน แบบสอบถาม ข้อคำถามการสัมภาษณ์ อื่นๆ) </w:t>
-            </w:r>
-          </w:p>
-        </w:tc>
-        <w:tc>
-          <w:tcPr>
-            <w:tcW w:w="380" w:type="pct"/>
-            <w:shd w:val="clear" w:color="auto" w:fill="auto"/>
-            <w:vAlign w:val="center"/>
-          </w:tcPr>
-          <w:p>
-            <w:pPr>
-              <w:spacing w:after="0"/>
-              <w:jc w:val="center"/>
-              <w:rPr>
-                <w:rFonts w:ascii="TH Sarabun New" w:hAnsi="TH Sarabun New" w:cs="TH Sarabun New"/>
-                <w:sz w:val="28"/>
-              </w:rPr>
-            </w:pPr>
-          </w:p>
-        </w:tc>
-        <w:tc>
-          <w:tcPr>
-            <w:tcW w:w="951" w:type="pct"/>
-            <w:shd w:val="clear" w:color="auto" w:fill="auto"/>
-            <w:vAlign w:val="center"/>
-          </w:tcPr>
-          <w:p>
-            <w:pPr>
-              <w:spacing w:after="0"/>
-              <w:jc w:val="center"/>
-              <w:rPr>
-                <w:rFonts w:ascii="TH Sarabun New" w:hAnsi="TH Sarabun New" w:cs="TH Sarabun New"/>
-                <w:sz w:val="28"/>
-              </w:rPr>
-            </w:pPr>
-            <w:r>
-              <w:rPr>
-                <w:rFonts w:ascii="TH Sarabun New" w:hAnsi="TH Sarabun New" w:cs="TH Sarabun New"/>
-                <w:sz w:val="28"/>
-                <w:cs/>
-              </w:rPr>
-              <w:t>ตัวโปรแกรม และรายละเอียดแบบสอบถามตอนวัดผลโปรแกรม</w:t>
-            </w:r>
-          </w:p>
-        </w:tc>
-      </w:tr>
-      <w:tr>
-        <w:tc>
-          <w:tcPr>
-            <w:tcW w:w="366" w:type="pct"/>
-            <w:shd w:val="clear" w:color="auto" w:fill="auto"/>
-            <w:vAlign w:val="center"/>
-          </w:tcPr>
-          <w:p>
-            <w:pPr>
-              <w:spacing w:after="0"/>
-              <w:jc w:val="center"/>
-              <w:rPr>
-                <w:rFonts w:ascii="TH Sarabun New" w:hAnsi="TH Sarabun New" w:cs="TH Sarabun New"/>
-                <w:sz w:val="28"/>
-              </w:rPr>
-            </w:pPr>
-            <w:r>
-              <w:rPr>
-                <w:rFonts w:ascii="TH Sarabun New" w:hAnsi="TH Sarabun New" w:cs="TH Sarabun New"/>
-                <w:sz w:val="28"/>
-                <w:cs/>
-              </w:rPr>
-              <w:t>6</w:t>
-            </w:r>
-          </w:p>
-        </w:tc>
-        <w:tc>
-          <w:tcPr>
-            <w:tcW w:w="3303" w:type="pct"/>
-            <w:shd w:val="clear" w:color="auto" w:fill="auto"/>
-            <w:vAlign w:val="center"/>
-          </w:tcPr>
-          <w:p>
-            <w:pPr>
-              <w:spacing w:after="0"/>
-              <w:rPr>
-                <w:rFonts w:ascii="TH Sarabun New" w:hAnsi="TH Sarabun New" w:cs="TH Sarabun New"/>
-                <w:sz w:val="28"/>
-              </w:rPr>
-            </w:pPr>
-            <w:r>
-              <w:rPr>
-                <w:rFonts w:ascii="TH Sarabun New" w:hAnsi="TH Sarabun New" w:cs="TH Sarabun New"/>
-                <w:sz w:val="28"/>
-                <w:cs/>
-              </w:rPr>
-              <w:t>เอกสารการสอบผ่านเค้าโครง/โครงร่างการวิจัย</w:t>
-            </w:r>
-            <w:r>
-              <w:rPr>
-                <w:rFonts w:ascii="TH Sarabun New" w:hAnsi="TH Sarabun New" w:cs="TH Sarabun New"/>
-                <w:sz w:val="28"/>
-              </w:rPr>
-              <w:t>/</w:t>
-            </w:r>
-            <w:r>
-              <w:rPr>
-                <w:rFonts w:ascii="TH Sarabun New" w:hAnsi="TH Sarabun New" w:cs="TH Sarabun New"/>
-                <w:sz w:val="28"/>
-                <w:cs/>
-              </w:rPr>
-              <w:t>เค้าโครงวิทยานิพนธ์/สารนิพนธ์</w:t>
-            </w:r>
-          </w:p>
-          <w:p>
-            <w:pPr>
-              <w:spacing w:after="0"/>
-              <w:rPr>
-                <w:rFonts w:ascii="TH Sarabun New" w:hAnsi="TH Sarabun New" w:cs="TH Sarabun New"/>
-                <w:sz w:val="28"/>
-              </w:rPr>
-            </w:pPr>
-            <w:r>
-              <w:rPr>
-                <w:rFonts w:ascii="TH Sarabun New" w:hAnsi="TH Sarabun New" w:cs="TH Sarabun New"/>
-                <w:sz w:val="28"/>
-              </w:rPr>
-              <w:t>(</w:t>
-            </w:r>
-            <w:r>
-              <w:rPr>
-                <w:rFonts w:ascii="TH Sarabun New" w:hAnsi="TH Sarabun New" w:cs="TH Sarabun New"/>
-                <w:sz w:val="28"/>
-                <w:cs/>
-              </w:rPr>
-              <w:t>เฉพาะนักศึกษา</w:t>
-            </w:r>
-            <w:r>
-              <w:rPr>
-                <w:rFonts w:ascii="TH Sarabun New" w:hAnsi="TH Sarabun New" w:cs="TH Sarabun New"/>
-                <w:sz w:val="28"/>
-              </w:rPr>
-              <w:t>)</w:t>
-            </w:r>
-          </w:p>
-        </w:tc>
-        <w:tc>
-          <w:tcPr>
-            <w:tcW w:w="380" w:type="pct"/>
-            <w:shd w:val="clear" w:color="auto" w:fill="auto"/>
-            <w:vAlign w:val="center"/>
-          </w:tcPr>
-          <w:p>
-            <w:pPr>
-              <w:spacing w:after="0"/>
-              <w:jc w:val="center"/>
-              <w:rPr>
-                <w:rFonts w:ascii="TH Sarabun New" w:hAnsi="TH Sarabun New" w:cs="TH Sarabun New"/>
-                <w:sz w:val="28"/>
-              </w:rPr>
-            </w:pPr>
-            <w:r>
-              <w:rPr>
-                <w:rFonts w:ascii="TH Sarabun New" w:hAnsi="TH Sarabun New" w:cs="TH Sarabun New"/>
-                <w:sz w:val="28"/>
-              </w:rPr>
-              <w:sym w:font="Wingdings" w:char="F0FC"/>
-            </w:r>
-          </w:p>
-        </w:tc>
-        <w:tc>
-          <w:tcPr>
-            <w:tcW w:w="951" w:type="pct"/>
-            <w:shd w:val="clear" w:color="auto" w:fill="auto"/>
-            <w:vAlign w:val="center"/>
-          </w:tcPr>
-          <w:p>
-            <w:pPr>
-              <w:spacing w:after="0"/>
-              <w:jc w:val="center"/>
-              <w:rPr>
-                <w:rFonts w:ascii="TH Sarabun New" w:hAnsi="TH Sarabun New" w:cs="TH Sarabun New"/>
-                <w:sz w:val="28"/>
-              </w:rPr>
-            </w:pPr>
-          </w:p>
-        </w:tc>
-      </w:tr>
-      <w:tr>
-        <w:tc>
-          <w:tcPr>
-            <w:tcW w:w="366" w:type="pct"/>
-            <w:shd w:val="clear" w:color="auto" w:fill="auto"/>
-            <w:vAlign w:val="center"/>
-          </w:tcPr>
-          <w:p>
-            <w:pPr>
-              <w:spacing w:after="0"/>
-              <w:jc w:val="center"/>
-              <w:rPr>
-                <w:rFonts w:ascii="TH Sarabun New" w:hAnsi="TH Sarabun New" w:cs="TH Sarabun New"/>
-                <w:sz w:val="28"/>
-                <w:cs/>
-              </w:rPr>
-            </w:pPr>
-            <w:r>
-              <w:rPr>
-                <w:rFonts w:ascii="TH Sarabun New" w:hAnsi="TH Sarabun New" w:cs="TH Sarabun New"/>
-                <w:sz w:val="28"/>
-              </w:rPr>
-              <w:t>7</w:t>
-            </w:r>
-          </w:p>
-        </w:tc>
-        <w:tc>
-          <w:tcPr>
-            <w:tcW w:w="3303" w:type="pct"/>
-            <w:shd w:val="clear" w:color="auto" w:fill="auto"/>
-            <w:vAlign w:val="center"/>
-          </w:tcPr>
-          <w:p>
-            <w:pPr>
-              <w:spacing w:after="0"/>
-              <w:rPr>
-                <w:rFonts w:ascii="TH Sarabun New" w:hAnsi="TH Sarabun New" w:cs="TH Sarabun New"/>
-                <w:sz w:val="28"/>
-              </w:rPr>
-            </w:pPr>
-            <w:r>
-              <w:rPr>
-                <w:rFonts w:ascii="TH Sarabun New" w:hAnsi="TH Sarabun New" w:cs="TH Sarabun New"/>
-                <w:sz w:val="28"/>
-                <w:cs/>
-              </w:rPr>
-              <w:t>เอกสารอื่นๆ เช่น เอกสารชี้แจงอาสาสมัคร</w:t>
-            </w:r>
-            <w:r>
-              <w:rPr>
-                <w:rFonts w:ascii="TH Sarabun New" w:hAnsi="TH Sarabun New" w:cs="TH Sarabun New"/>
-                <w:sz w:val="28"/>
-              </w:rPr>
-              <w:t>/</w:t>
-            </w:r>
-            <w:r>
-              <w:rPr>
-                <w:rFonts w:ascii="TH Sarabun New" w:hAnsi="TH Sarabun New" w:cs="TH Sarabun New"/>
-                <w:sz w:val="28"/>
-                <w:cs/>
-              </w:rPr>
-              <w:t>หนังสือแสดงความยินยอมเป็นอาสาสมัคร/หนังสือขออนุญาตเก็บข้อมูลอาสาสมัคร</w:t>
-            </w:r>
-          </w:p>
-          <w:p>
-            <w:pPr>
-              <w:spacing w:after="0"/>
-              <w:rPr>
-                <w:rFonts w:ascii="TH Sarabun New" w:hAnsi="TH Sarabun New" w:cs="TH Sarabun New"/>
-                <w:sz w:val="28"/>
-                <w:cs/>
-              </w:rPr>
-            </w:pPr>
-            <w:r>
-              <w:rPr>
-                <w:rFonts w:ascii="TH Sarabun New" w:hAnsi="TH Sarabun New" w:cs="TH Sarabun New"/>
-                <w:b/>
-                <w:bCs/>
-                <w:sz w:val="28"/>
-              </w:rPr>
-              <w:t>*</w:t>
-            </w:r>
-            <w:r>
-              <w:rPr>
-                <w:rFonts w:ascii="TH Sarabun New" w:hAnsi="TH Sarabun New" w:cs="TH Sarabun New"/>
-                <w:sz w:val="28"/>
-                <w:cs/>
-              </w:rPr>
-              <w:t>กรณีที่อาสาสมัคร อายุยังไม่ถึง 20 ปีบริบูรณ์ (ถืออายุวันที่แสดงเจตนายินยอมเป็นอาสาสมัคร) ต้องมีเอกสารชี้แจงอาสาสมัครและหนังสือแสดงความยินยอมเป็นอาสาสมัคร</w:t>
-            </w:r>
-          </w:p>
-        </w:tc>
-        <w:tc>
-          <w:tcPr>
-            <w:tcW w:w="380" w:type="pct"/>
-            <w:shd w:val="clear" w:color="auto" w:fill="auto"/>
-            <w:vAlign w:val="center"/>
-          </w:tcPr>
-          <w:p>
-            <w:pPr>
-              <w:spacing w:after="0"/>
-              <w:jc w:val="center"/>
-              <w:rPr>
-                <w:rFonts w:ascii="TH Sarabun New" w:hAnsi="TH Sarabun New" w:cs="TH Sarabun New"/>
-                <w:sz w:val="28"/>
-              </w:rPr>
-            </w:pPr>
-          </w:p>
-        </w:tc>
-        <w:tc>
-          <w:tcPr>
-            <w:tcW w:w="951" w:type="pct"/>
-            <w:shd w:val="clear" w:color="auto" w:fill="auto"/>
-            <w:vAlign w:val="center"/>
-          </w:tcPr>
-          <w:p>
-            <w:pPr>
-              <w:spacing w:after="0"/>
-              <w:jc w:val="center"/>
-              <w:rPr>
-                <w:rFonts w:ascii="TH Sarabun New" w:hAnsi="TH Sarabun New" w:cs="TH Sarabun New"/>
-                <w:sz w:val="28"/>
-              </w:rPr>
-            </w:pPr>
-            <w:r>
-              <w:rPr>
-                <w:rFonts w:ascii="TH Sarabun New" w:hAnsi="TH Sarabun New" w:cs="TH Sarabun New"/>
-                <w:sz w:val="28"/>
-                <w:cs/>
-              </w:rPr>
-              <w:t>กำลังจัดเตรียมเอกสารชี้แจงอยู่</w:t>
-            </w:r>
-          </w:p>
-        </w:tc>
-      </w:tr>
-      <w:tr>
-        <w:tc>
-          <w:tcPr>
-            <w:tcW w:w="366" w:type="pct"/>
-            <w:shd w:val="clear" w:color="auto" w:fill="auto"/>
-            <w:vAlign w:val="center"/>
-          </w:tcPr>
-          <w:p>
-            <w:pPr>
-              <w:spacing w:after="0"/>
-              <w:jc w:val="center"/>
-              <w:rPr>
-                <w:rFonts w:ascii="TH Sarabun New" w:hAnsi="TH Sarabun New" w:cs="TH Sarabun New"/>
-                <w:sz w:val="28"/>
-              </w:rPr>
-            </w:pPr>
-            <w:r>
-              <w:rPr>
-                <w:rFonts w:ascii="TH Sarabun New" w:hAnsi="TH Sarabun New" w:cs="TH Sarabun New"/>
-                <w:sz w:val="28"/>
-              </w:rPr>
-              <w:t>8</w:t>
-            </w:r>
-          </w:p>
-        </w:tc>
-        <w:tc>
-          <w:tcPr>
-            <w:tcW w:w="3303" w:type="pct"/>
-            <w:shd w:val="clear" w:color="auto" w:fill="auto"/>
-            <w:vAlign w:val="center"/>
-          </w:tcPr>
-          <w:p>
-            <w:pPr>
-              <w:spacing w:after="0"/>
-              <w:rPr>
-                <w:rFonts w:ascii="TH Sarabun New" w:hAnsi="TH Sarabun New" w:cs="TH Sarabun New"/>
-                <w:sz w:val="28"/>
-              </w:rPr>
-            </w:pPr>
-            <w:r>
-              <w:rPr>
-                <w:rFonts w:ascii="TH Sarabun New" w:hAnsi="TH Sarabun New" w:cs="TH Sarabun New"/>
-                <w:sz w:val="28"/>
-                <w:cs/>
-              </w:rPr>
-              <w:t>ไฟล์เอกสารลำดับ 1-</w:t>
-            </w:r>
-            <w:r>
-              <w:rPr>
-                <w:rFonts w:ascii="TH Sarabun New" w:hAnsi="TH Sarabun New" w:cs="TH Sarabun New"/>
-                <w:sz w:val="28"/>
-              </w:rPr>
-              <w:t>7</w:t>
-            </w:r>
-            <w:r>
-              <w:rPr>
-                <w:rFonts w:ascii="TH Sarabun New" w:hAnsi="TH Sarabun New" w:cs="TH Sarabun New"/>
-                <w:sz w:val="28"/>
-                <w:cs/>
-              </w:rPr>
-              <w:t xml:space="preserve"> ส่งเป็นไฟล์ </w:t>
-            </w:r>
-            <w:r>
-              <w:rPr>
-                <w:rFonts w:ascii="TH Sarabun New" w:hAnsi="TH Sarabun New" w:cs="TH Sarabun New"/>
-                <w:sz w:val="28"/>
-                <w:u w:val="single"/>
-              </w:rPr>
-              <w:t>MS Word</w:t>
-            </w:r>
-            <w:r>
-              <w:rPr>
-                <w:rFonts w:ascii="TH Sarabun New" w:hAnsi="TH Sarabun New" w:cs="TH Sarabun New"/>
-                <w:sz w:val="28"/>
-              </w:rPr>
-              <w:t xml:space="preserve"> (</w:t>
-            </w:r>
-            <w:r>
-              <w:rPr>
-                <w:rFonts w:ascii="TH Sarabun New" w:hAnsi="TH Sarabun New" w:cs="TH Sarabun New"/>
-                <w:b/>
-                <w:bCs/>
-                <w:sz w:val="28"/>
-                <w:cs/>
-              </w:rPr>
-              <w:t>ยกเว้น</w:t>
-            </w:r>
-            <w:r>
-              <w:rPr>
-                <w:rFonts w:ascii="TH Sarabun New" w:hAnsi="TH Sarabun New" w:cs="TH Sarabun New"/>
-                <w:sz w:val="28"/>
-                <w:cs/>
-              </w:rPr>
-              <w:t xml:space="preserve"> </w:t>
-            </w:r>
-            <w:r>
-              <w:rPr>
-                <w:rFonts w:ascii="TH Sarabun New" w:hAnsi="TH Sarabun New" w:cs="TH Sarabun New"/>
-                <w:sz w:val="28"/>
-              </w:rPr>
-              <w:t>4.</w:t>
-            </w:r>
-            <w:r>
-              <w:rPr>
-                <w:rFonts w:ascii="TH Sarabun New" w:hAnsi="TH Sarabun New" w:cs="TH Sarabun New"/>
-                <w:sz w:val="28"/>
-                <w:cs/>
-              </w:rPr>
-              <w:t xml:space="preserve">ใบประกาศนียบัตรฯ และ </w:t>
-            </w:r>
-            <w:r>
-              <w:rPr>
-                <w:rFonts w:ascii="TH Sarabun New" w:hAnsi="TH Sarabun New" w:cs="TH Sarabun New"/>
-                <w:sz w:val="28"/>
-              </w:rPr>
-              <w:t>6.</w:t>
-            </w:r>
-            <w:r>
-              <w:rPr>
-                <w:rFonts w:ascii="TH Sarabun New" w:hAnsi="TH Sarabun New" w:cs="TH Sarabun New"/>
-                <w:sz w:val="28"/>
-                <w:cs/>
-              </w:rPr>
-              <w:t xml:space="preserve">เอกสารสอบผ่านเค้าโครงฯ ให้ส่งเป็นไฟล์ </w:t>
-            </w:r>
-            <w:r>
-              <w:rPr>
-                <w:rFonts w:ascii="TH Sarabun New" w:hAnsi="TH Sarabun New" w:cs="TH Sarabun New"/>
-                <w:sz w:val="28"/>
-                <w:u w:val="single"/>
-              </w:rPr>
-              <w:t>PDF</w:t>
-            </w:r>
-            <w:r>
-              <w:rPr>
-                <w:rFonts w:ascii="TH Sarabun New" w:hAnsi="TH Sarabun New" w:cs="TH Sarabun New"/>
-                <w:sz w:val="28"/>
-              </w:rPr>
-              <w:t>)</w:t>
-            </w:r>
-          </w:p>
-        </w:tc>
-        <w:tc>
-          <w:tcPr>
-            <w:tcW w:w="380" w:type="pct"/>
-            <w:shd w:val="clear" w:color="auto" w:fill="auto"/>
-            <w:vAlign w:val="center"/>
-          </w:tcPr>
-          <w:p>
-            <w:pPr>
-              <w:spacing w:after="0"/>
-              <w:jc w:val="center"/>
-              <w:rPr>
-                <w:rFonts w:ascii="TH Sarabun New" w:hAnsi="TH Sarabun New" w:cs="TH Sarabun New"/>
-                <w:sz w:val="28"/>
-              </w:rPr>
-            </w:pPr>
-          </w:p>
-        </w:tc>
-        <w:tc>
-          <w:tcPr>
-            <w:tcW w:w="951" w:type="pct"/>
-            <w:shd w:val="clear" w:color="auto" w:fill="auto"/>
-            <w:vAlign w:val="center"/>
-          </w:tcPr>
-          <w:p>
-            <w:pPr>
-              <w:spacing w:after="0"/>
-              <w:jc w:val="center"/>
-              <w:rPr>
-                <w:rFonts w:ascii="TH Sarabun New" w:hAnsi="TH Sarabun New" w:cs="TH Sarabun New"/>
-                <w:sz w:val="28"/>
-              </w:rPr>
-            </w:pPr>
-          </w:p>
-        </w:tc>
-      </w:tr>
-    </w:tbl>
-    <w:p>
-      <w:pPr>
-        <w:rPr>
-          <w:rFonts w:ascii="TH Sarabun New" w:hAnsi="TH Sarabun New" w:cs="TH Sarabun New"/>
-        </w:rPr>
-      </w:pPr>
-    </w:p>
-    <w:p>
-      <w:pPr>
-        <w:rPr>
-          <w:rFonts w:ascii="TH Sarabun New" w:hAnsi="TH Sarabun New" w:cs="TH Sarabun New"/>
-          <w:szCs w:val="32"/>
-        </w:rPr>
-      </w:pPr>
-      <w:r>
-        <w:rPr>
-          <w:rFonts w:ascii="TH Sarabun New" w:hAnsi="TH Sarabun New" w:cs="TH Sarabun New"/>
-          <w:szCs w:val="32"/>
-          <w:cs/>
-        </w:rPr>
-        <w:t>สรุป ในปัจจุบันเอกสารต่างๆยังขาดค่อนข้างมาก ทำให้ต้องหยุดส่วนนี้จนกว่าจะทำแบบสอบถามหลังใช้โปรแกรม และเอกสารชี้แจงก่อน</w:t>
-      </w:r>
-    </w:p>
-    <w:p>
-      <w:pPr>
-        <w:rPr>
-          <w:rFonts w:ascii="TH Sarabun New" w:hAnsi="TH Sarabun New" w:cs="TH Sarabun New"/>
-          <w:szCs w:val="32"/>
-        </w:rPr>
-      </w:pPr>
-    </w:p>
-    <w:p>
-      <w:pPr>
-        <w:rPr>
-          <w:rFonts w:ascii="TH Sarabun New" w:hAnsi="TH Sarabun New" w:cs="TH Sarabun New"/>
-          <w:szCs w:val="32"/>
-        </w:rPr>
-      </w:pPr>
-    </w:p>
-    <w:p>
-      <w:pPr>
-        <w:rPr>
-          <w:rFonts w:ascii="TH Sarabun New" w:hAnsi="TH Sarabun New" w:cs="TH Sarabun New"/>
-          <w:szCs w:val="32"/>
-        </w:rPr>
-      </w:pPr>
-    </w:p>
-    <w:p>
-      <w:pPr>
-        <w:rPr>
-          <w:rFonts w:ascii="TH Sarabun New" w:hAnsi="TH Sarabun New" w:cs="TH Sarabun New"/>
-          <w:szCs w:val="32"/>
-        </w:rPr>
-      </w:pPr>
-    </w:p>
-    <w:p>
-      <w:pPr>
-        <w:rPr>
-          <w:rFonts w:ascii="TH Sarabun New" w:hAnsi="TH Sarabun New" w:cs="TH Sarabun New"/>
-          <w:szCs w:val="32"/>
-        </w:rPr>
-      </w:pPr>
-    </w:p>
-    <w:p>
-      <w:pPr>
-        <w:rPr>
-          <w:rFonts w:ascii="TH Sarabun New" w:hAnsi="TH Sarabun New" w:cs="TH Sarabun New"/>
-          <w:szCs w:val="32"/>
-        </w:rPr>
-      </w:pPr>
-    </w:p>
-    <w:p>
-      <w:pPr>
-        <w:pStyle w:val="1"/>
-        <w:rPr>
-          <w:rFonts w:ascii="TH Sarabun New" w:hAnsi="TH Sarabun New" w:cs="TH Sarabun New"/>
-          <w:sz w:val="40"/>
-        </w:rPr>
-      </w:pPr>
-      <w:r>
-        <w:rPr>
-          <w:rFonts w:ascii="TH Sarabun New" w:hAnsi="TH Sarabun New" w:cs="TH Sarabun New"/>
-          <w:sz w:val="40"/>
-          <w:cs/>
-        </w:rPr>
-        <w:lastRenderedPageBreak/>
-        <w:t xml:space="preserve">ส่วน </w:t>
-      </w:r>
-      <w:r>
-        <w:rPr>
-          <w:rFonts w:ascii="TH Sarabun New" w:hAnsi="TH Sarabun New" w:cs="TH Sarabun New"/>
-          <w:sz w:val="40"/>
-        </w:rPr>
-        <w:t>AI</w:t>
-      </w:r>
-    </w:p>
-    <w:p>
-      <w:pPr>
-        <w:pStyle w:val="1"/>
-        <w:rPr>
-          <w:rFonts w:ascii="TH Sarabun New" w:hAnsi="TH Sarabun New" w:cs="TH Sarabun New"/>
-        </w:rPr>
-      </w:pPr>
-      <w:r>
-        <w:rPr>
-          <w:rFonts w:ascii="TH Sarabun New" w:hAnsi="TH Sarabun New" w:cs="TH Sarabun New"/>
-          <w:noProof/>
-        </w:rPr>
-        <w:drawing>
-          <wp:inline distT="0" distB="0" distL="0" distR="0" wp14:anchorId="6EAB591A" wp14:editId="3E861DE0">
-            <wp:extent cx="6088380" cy="3421380"/>
-            <wp:effectExtent l="0" t="0" r="7620" b="7620"/>
-            <wp:docPr id="12" name="Picture 12"/>
-            <wp:cNvGraphicFramePr>
-              <a:graphicFrameLocks xmlns:a="http://schemas.openxmlformats.org/drawingml/2006/main" noChangeAspect="1"/>
-            </wp:cNvGraphicFramePr>
-            <a:graphic xmlns:a="http://schemas.openxmlformats.org/drawingml/2006/main">
-              <a:graphicData uri="http://schemas.openxmlformats.org/drawingml/2006/picture">
-                <pic:pic xmlns:pic="http://schemas.openxmlformats.org/drawingml/2006/picture">
-                  <pic:nvPicPr>
-                    <pic:cNvPr id="0" name="Picture 1"/>
-                    <pic:cNvPicPr>
-                      <a:picLocks noChangeAspect="1" noChangeArrowheads="1"/>
-                    </pic:cNvPicPr>
-                  </pic:nvPicPr>
-                  <pic:blipFill>
-                    <a:blip r:embed="rId8" cstate="print">
-                      <a:extLst>
-                        <a:ext uri="{28A0092B-C50C-407E-A947-70E740481C1C}">
-                          <a14:useLocalDpi xmlns:a14="http://schemas.microsoft.com/office/drawing/2010/main" val="0"/>
-                        </a:ext>
-                      </a:extLst>
-                    </a:blip>
-                    <a:srcRect/>
-                    <a:stretch>
-                      <a:fillRect/>
-                    </a:stretch>
-                  </pic:blipFill>
-                  <pic:spPr bwMode="auto">
-                    <a:xfrm>
-                      <a:off x="0" y="0"/>
-                      <a:ext cx="6088380" cy="3421380"/>
-                    </a:xfrm>
-                    <a:prstGeom prst="rect">
-                      <a:avLst/>
-                    </a:prstGeom>
-                    <a:noFill/>
-                    <a:ln>
-                      <a:noFill/>
-                    </a:ln>
-                  </pic:spPr>
-                </pic:pic>
-              </a:graphicData>
-            </a:graphic>
-          </wp:inline>
-        </w:drawing>
-      </w:r>
-    </w:p>
-    <w:p>
-      <w:pPr>
-        <w:rPr>
-          <w:rFonts w:ascii="TH Sarabun New" w:hAnsi="TH Sarabun New" w:cs="TH Sarabun New"/>
-          <w:szCs w:val="32"/>
-        </w:rPr>
-      </w:pPr>
-      <w:r>
-        <w:rPr>
-          <w:rFonts w:ascii="TH Sarabun New" w:hAnsi="TH Sarabun New" w:cs="TH Sarabun New"/>
-          <w:szCs w:val="32"/>
-        </w:rPr>
-        <w:t xml:space="preserve">CER </w:t>
-      </w:r>
-      <w:r>
-        <w:rPr>
-          <w:rFonts w:ascii="TH Sarabun New" w:hAnsi="TH Sarabun New" w:cs="TH Sarabun New"/>
-          <w:szCs w:val="32"/>
-          <w:cs/>
-        </w:rPr>
-        <w:t xml:space="preserve">ต่ำลงพอสมควร จุดพลาดๆจากคำบางจุดหายไป และ </w:t>
-      </w:r>
-      <w:r>
-        <w:rPr>
-          <w:rFonts w:ascii="TH Sarabun New" w:hAnsi="TH Sarabun New" w:cs="TH Sarabun New"/>
-          <w:szCs w:val="32"/>
-        </w:rPr>
-        <w:t xml:space="preserve">Inference time </w:t>
-      </w:r>
-      <w:r>
-        <w:rPr>
-          <w:rFonts w:ascii="TH Sarabun New" w:hAnsi="TH Sarabun New" w:cs="TH Sarabun New"/>
-          <w:szCs w:val="32"/>
-          <w:cs/>
-        </w:rPr>
-        <w:t xml:space="preserve">ต่ำลง โดยใช้ </w:t>
-      </w:r>
-      <w:r>
-        <w:rPr>
-          <w:rFonts w:ascii="TH Sarabun New" w:hAnsi="TH Sarabun New" w:cs="TH Sarabun New"/>
-          <w:szCs w:val="32"/>
-        </w:rPr>
-        <w:t xml:space="preserve">dataset </w:t>
-      </w:r>
-      <w:r>
-        <w:rPr>
-          <w:rFonts w:ascii="TH Sarabun New" w:hAnsi="TH Sarabun New" w:cs="TH Sarabun New"/>
-          <w:szCs w:val="32"/>
-          <w:cs/>
-        </w:rPr>
-        <w:t xml:space="preserve">เดิมเดียวกับตอนเทส </w:t>
-      </w:r>
-      <w:r>
-        <w:rPr>
-          <w:rFonts w:ascii="TH Sarabun New" w:hAnsi="TH Sarabun New" w:cs="TH Sarabun New"/>
-          <w:szCs w:val="32"/>
-        </w:rPr>
-        <w:t xml:space="preserve">3 </w:t>
-      </w:r>
-      <w:r>
-        <w:rPr>
-          <w:rFonts w:ascii="TH Sarabun New" w:hAnsi="TH Sarabun New" w:cs="TH Sarabun New"/>
-          <w:szCs w:val="32"/>
-          <w:cs/>
-        </w:rPr>
-        <w:t>ตัวแรก</w:t>
-      </w:r>
-    </w:p>
-    <w:p>
-      <w:pPr>
-        <w:rPr>
-          <w:rFonts w:ascii="TH Sarabun New" w:hAnsi="TH Sarabun New" w:cs="TH Sarabun New"/>
-          <w:szCs w:val="32"/>
-        </w:rPr>
-      </w:pPr>
-      <w:r>
-        <w:rPr>
-          <w:rFonts w:ascii="TH Sarabun New" w:hAnsi="TH Sarabun New" w:cs="TH Sarabun New"/>
-          <w:noProof/>
-        </w:rPr>
-        <w:drawing>
-          <wp:inline distT="0" distB="0" distL="0" distR="0" wp14:anchorId="3A34F5B7" wp14:editId="1CC33111">
-            <wp:extent cx="6106795" cy="213360"/>
-            <wp:effectExtent l="0" t="0" r="8255" b="0"/>
-            <wp:docPr id="13" name="Picture 13" descr="ไม่มีคำอธิบาย"/>
-            <wp:cNvGraphicFramePr>
-              <a:graphicFrameLocks xmlns:a="http://schemas.openxmlformats.org/drawingml/2006/main" noChangeAspect="1"/>
-            </wp:cNvGraphicFramePr>
-            <a:graphic xmlns:a="http://schemas.openxmlformats.org/drawingml/2006/main">
-              <a:graphicData uri="http://schemas.openxmlformats.org/drawingml/2006/picture">
-                <pic:pic xmlns:pic="http://schemas.openxmlformats.org/drawingml/2006/picture">
-                  <pic:nvPicPr>
-                    <pic:cNvPr id="0" name="Picture 2" descr="ไม่มีคำอธิบาย"/>
-                    <pic:cNvPicPr>
-                      <a:picLocks noChangeAspect="1" noChangeArrowheads="1"/>
-                    </pic:cNvPicPr>
-                  </pic:nvPicPr>
-                  <pic:blipFill>
-                    <a:blip r:embed="rId9" cstate="print">
-                      <a:extLst>
-                        <a:ext uri="{28A0092B-C50C-407E-A947-70E740481C1C}">
-                          <a14:useLocalDpi xmlns:a14="http://schemas.microsoft.com/office/drawing/2010/main" val="0"/>
-                        </a:ext>
-                      </a:extLst>
-                    </a:blip>
-                    <a:srcRect/>
-                    <a:stretch>
-                      <a:fillRect/>
-                    </a:stretch>
-                  </pic:blipFill>
-                  <pic:spPr bwMode="auto">
-                    <a:xfrm>
-                      <a:off x="0" y="0"/>
-                      <a:ext cx="6106795" cy="213360"/>
-                    </a:xfrm>
-                    <a:prstGeom prst="rect">
-                      <a:avLst/>
-                    </a:prstGeom>
-                    <a:noFill/>
-                    <a:ln>
-                      <a:noFill/>
-                    </a:ln>
-                  </pic:spPr>
-                </pic:pic>
-              </a:graphicData>
-            </a:graphic>
-          </wp:inline>
-        </w:drawing>
-      </w:r>
-    </w:p>
-    <w:p>
-      <w:pPr>
+        <w:spacing w:after="40"/>
+        <w:ind w:firstLine="720"/>
+        <w:jc w:val="both"/>
         <w:rPr>
           <w:rFonts w:ascii="TH Sarabun New" w:hAnsi="TH Sarabun New" w:cs="TH Sarabun New"/>
           <w:szCs w:val="32"/>
@@ -4582,227 +3524,141 @@
       <w:r>
         <w:rPr>
           <w:rFonts w:ascii="TH Sarabun New" w:hAnsi="TH Sarabun New" w:cs="TH Sarabun New"/>
-          <w:noProof/>
+          <w:szCs w:val="32"/>
+          <w:cs/>
+          <w:lang w:bidi="th-TH"/>
         </w:rPr>
-        <w:drawing>
-          <wp:inline distT="0" distB="0" distL="0" distR="0" wp14:anchorId="073E2CE0" wp14:editId="774C3CBA">
-            <wp:extent cx="1958340" cy="457200"/>
-            <wp:effectExtent l="0" t="0" r="3810" b="0"/>
-            <wp:docPr id="14" name="Picture 14" descr="ไม่มีคำอธิบาย"/>
-            <wp:cNvGraphicFramePr>
-              <a:graphicFrameLocks xmlns:a="http://schemas.openxmlformats.org/drawingml/2006/main" noChangeAspect="1"/>
-            </wp:cNvGraphicFramePr>
-            <a:graphic xmlns:a="http://schemas.openxmlformats.org/drawingml/2006/main">
-              <a:graphicData uri="http://schemas.openxmlformats.org/drawingml/2006/picture">
-                <pic:pic xmlns:pic="http://schemas.openxmlformats.org/drawingml/2006/picture">
-                  <pic:nvPicPr>
-                    <pic:cNvPr id="0" name="Picture 4" descr="ไม่มีคำอธิบาย"/>
-                    <pic:cNvPicPr>
-                      <a:picLocks noChangeAspect="1" noChangeArrowheads="1"/>
-                    </pic:cNvPicPr>
-                  </pic:nvPicPr>
-                  <pic:blipFill>
-                    <a:blip r:embed="rId10">
-                      <a:extLst>
-                        <a:ext uri="{28A0092B-C50C-407E-A947-70E740481C1C}">
-                          <a14:useLocalDpi xmlns:a14="http://schemas.microsoft.com/office/drawing/2010/main" val="0"/>
-                        </a:ext>
-                      </a:extLst>
-                    </a:blip>
-                    <a:srcRect/>
-                    <a:stretch>
-                      <a:fillRect/>
-                    </a:stretch>
-                  </pic:blipFill>
-                  <pic:spPr bwMode="auto">
-                    <a:xfrm>
-                      <a:off x="0" y="0"/>
-                      <a:ext cx="1958340" cy="457200"/>
-                    </a:xfrm>
-                    <a:prstGeom prst="rect">
-                      <a:avLst/>
-                    </a:prstGeom>
-                    <a:noFill/>
-                    <a:ln>
-                      <a:noFill/>
-                    </a:ln>
-                  </pic:spPr>
-                </pic:pic>
-              </a:graphicData>
-            </a:graphic>
-          </wp:inline>
-        </w:drawing>
+        <w:tab/>
+      </w:r>
+      <w:r>
+        <w:rPr>
+          <w:rFonts w:ascii="TH Sarabun New" w:hAnsi="TH Sarabun New" w:cs="TH Sarabun New" w:hint="cs"/>
+          <w:szCs w:val="32"/>
+          <w:cs/>
+          <w:lang w:bidi="th-TH"/>
+        </w:rPr>
+        <w:t xml:space="preserve">เหตุเกิดจากตัวคลิปวิดีโอที่นำมาทดสอบนั้นมี </w:t>
       </w:r>
       <w:r>
         <w:rPr>
           <w:rFonts w:ascii="TH Sarabun New" w:hAnsi="TH Sarabun New" w:cs="TH Sarabun New"/>
           <w:szCs w:val="32"/>
+          <w:lang w:bidi="th-TH"/>
+        </w:rPr>
+        <w:t>bitrate (</w:t>
+      </w:r>
+      <w:r>
+        <w:rPr>
+          <w:rFonts w:ascii="TH Sarabun New" w:hAnsi="TH Sarabun New" w:cs="TH Sarabun New" w:hint="cs"/>
+          <w:szCs w:val="32"/>
           <w:cs/>
+          <w:lang w:bidi="th-TH"/>
+        </w:rPr>
+        <w:t>ค่าที่แสดงถึงความคมชัดของเสียงและภาพ</w:t>
+      </w:r>
+      <w:r>
+        <w:rPr>
+          <w:rFonts w:ascii="TH Sarabun New" w:hAnsi="TH Sarabun New" w:cs="TH Sarabun New"/>
+          <w:szCs w:val="32"/>
+          <w:lang w:bidi="th-TH"/>
+        </w:rPr>
+        <w:t>)</w:t>
+      </w:r>
+      <w:r>
+        <w:rPr>
+          <w:rFonts w:ascii="TH Sarabun New" w:hAnsi="TH Sarabun New" w:cs="TH Sarabun New" w:hint="cs"/>
+          <w:szCs w:val="32"/>
+          <w:cs/>
+          <w:lang w:bidi="th-TH"/>
+        </w:rPr>
+        <w:t xml:space="preserve"> ที่สูงเกินไป รวมถึงใช้การ </w:t>
+      </w:r>
+      <w:r>
+        <w:rPr>
+          <w:rFonts w:ascii="TH Sarabun New" w:hAnsi="TH Sarabun New" w:cs="TH Sarabun New"/>
+          <w:szCs w:val="32"/>
+          <w:lang w:bidi="th-TH"/>
+        </w:rPr>
+        <w:t xml:space="preserve">export </w:t>
+      </w:r>
+      <w:r>
+        <w:rPr>
+          <w:rFonts w:ascii="TH Sarabun New" w:hAnsi="TH Sarabun New" w:cs="TH Sarabun New" w:hint="cs"/>
+          <w:szCs w:val="32"/>
+          <w:cs/>
+          <w:lang w:bidi="th-TH"/>
+        </w:rPr>
+        <w:t>แบบ</w:t>
+      </w:r>
+      <w:r>
+        <w:rPr>
+          <w:rFonts w:ascii="TH Sarabun New" w:hAnsi="TH Sarabun New" w:cs="TH Sarabun New"/>
+          <w:szCs w:val="32"/>
+          <w:lang w:bidi="th-TH"/>
+        </w:rPr>
+        <w:t xml:space="preserve"> HVEC</w:t>
+      </w:r>
+      <w:r>
+        <w:rPr>
+          <w:rFonts w:ascii="TH Sarabun New" w:hAnsi="TH Sarabun New" w:cs="TH Sarabun New" w:hint="cs"/>
+          <w:szCs w:val="32"/>
+          <w:cs/>
+          <w:lang w:bidi="th-TH"/>
+        </w:rPr>
+        <w:t xml:space="preserve"> ที่ไม่ได้เปิดได้ในทุกเครื่องแบบ</w:t>
+      </w:r>
+      <w:r>
+        <w:rPr>
+          <w:rFonts w:ascii="TH Sarabun New" w:hAnsi="TH Sarabun New" w:cs="TH Sarabun New"/>
+          <w:szCs w:val="32"/>
+          <w:lang w:bidi="th-TH"/>
+        </w:rPr>
+        <w:t xml:space="preserve"> H264</w:t>
+      </w:r>
+      <w:r>
+        <w:rPr>
+          <w:rFonts w:ascii="TH Sarabun New" w:hAnsi="TH Sarabun New" w:cs="TH Sarabun New" w:hint="cs"/>
+          <w:szCs w:val="32"/>
+          <w:cs/>
+          <w:lang w:bidi="th-TH"/>
+        </w:rPr>
+        <w:t xml:space="preserve"> สิ่งนี้ทำให้ผู้พัฒนาคิดว่าเป็นที่ตัวโปรแกรมที่ไม่สามารถรองรับไฟล์ขนาดใหญ่เกินในเครื่องสเปคกลาง</w:t>
+      </w:r>
+      <w:r>
+        <w:rPr>
+          <w:rFonts w:ascii="TH Sarabun New" w:hAnsi="TH Sarabun New" w:cs="TH Sarabun New" w:hint="cs"/>
+          <w:szCs w:val="32"/>
+          <w:cs/>
+          <w:lang w:bidi="th-TH"/>
         </w:rPr>
         <w:t xml:space="preserve"> </w:t>
       </w:r>
       <w:r>
         <w:rPr>
-          <w:rFonts w:ascii="TH Sarabun New" w:hAnsi="TH Sarabun New" w:cs="TH Sarabun New"/>
+          <w:rFonts w:ascii="TH Sarabun New" w:hAnsi="TH Sarabun New" w:cs="TH Sarabun New" w:hint="cs"/>
           <w:szCs w:val="32"/>
+          <w:cs/>
+          <w:lang w:bidi="th-TH"/>
         </w:rPr>
-        <w:t xml:space="preserve">Small </w:t>
+        <w:t>-</w:t>
       </w:r>
       <w:r>
         <w:rPr>
-          <w:rFonts w:ascii="TH Sarabun New" w:hAnsi="TH Sarabun New" w:cs="TH Sarabun New"/>
+          <w:rFonts w:ascii="TH Sarabun New" w:hAnsi="TH Sarabun New" w:cs="TH Sarabun New" w:hint="cs"/>
           <w:szCs w:val="32"/>
           <w:cs/>
-        </w:rPr>
-        <w:t>ตัวเก่า</w:t>
-      </w:r>
-    </w:p>
-    <w:p>
-      <w:pPr>
-        <w:rPr>
-          <w:rFonts w:ascii="TH Sarabun New" w:hAnsi="TH Sarabun New" w:cs="TH Sarabun New"/>
-          <w:szCs w:val="32"/>
-          <w:cs/>
-        </w:rPr>
-      </w:pPr>
-      <w:r>
-        <w:rPr>
-          <w:rFonts w:ascii="TH Sarabun New" w:hAnsi="TH Sarabun New" w:cs="TH Sarabun New"/>
-          <w:noProof/>
-        </w:rPr>
-        <w:drawing>
-          <wp:inline distT="0" distB="0" distL="0" distR="0" wp14:anchorId="42C2A3FB" wp14:editId="4019AA20">
-            <wp:extent cx="1821180" cy="419100"/>
-            <wp:effectExtent l="0" t="0" r="7620" b="0"/>
-            <wp:docPr id="15" name="Picture 15" descr="ไม่มีคำอธิบาย"/>
-            <wp:cNvGraphicFramePr>
-              <a:graphicFrameLocks xmlns:a="http://schemas.openxmlformats.org/drawingml/2006/main" noChangeAspect="1"/>
-            </wp:cNvGraphicFramePr>
-            <a:graphic xmlns:a="http://schemas.openxmlformats.org/drawingml/2006/main">
-              <a:graphicData uri="http://schemas.openxmlformats.org/drawingml/2006/picture">
-                <pic:pic xmlns:pic="http://schemas.openxmlformats.org/drawingml/2006/picture">
-                  <pic:nvPicPr>
-                    <pic:cNvPr id="0" name="Picture 6" descr="ไม่มีคำอธิบาย"/>
-                    <pic:cNvPicPr>
-                      <a:picLocks noChangeAspect="1" noChangeArrowheads="1"/>
-                    </pic:cNvPicPr>
-                  </pic:nvPicPr>
-                  <pic:blipFill>
-                    <a:blip r:embed="rId11">
-                      <a:extLst>
-                        <a:ext uri="{28A0092B-C50C-407E-A947-70E740481C1C}">
-                          <a14:useLocalDpi xmlns:a14="http://schemas.microsoft.com/office/drawing/2010/main" val="0"/>
-                        </a:ext>
-                      </a:extLst>
-                    </a:blip>
-                    <a:srcRect/>
-                    <a:stretch>
-                      <a:fillRect/>
-                    </a:stretch>
-                  </pic:blipFill>
-                  <pic:spPr bwMode="auto">
-                    <a:xfrm>
-                      <a:off x="0" y="0"/>
-                      <a:ext cx="1821180" cy="419100"/>
-                    </a:xfrm>
-                    <a:prstGeom prst="rect">
-                      <a:avLst/>
-                    </a:prstGeom>
-                    <a:noFill/>
-                    <a:ln>
-                      <a:noFill/>
-                    </a:ln>
-                  </pic:spPr>
-                </pic:pic>
-              </a:graphicData>
-            </a:graphic>
-          </wp:inline>
-        </w:drawing>
-      </w:r>
-      <w:r>
-        <w:rPr>
-          <w:rFonts w:ascii="TH Sarabun New" w:hAnsi="TH Sarabun New" w:cs="TH Sarabun New"/>
-          <w:szCs w:val="32"/>
-          <w:cs/>
+          <w:lang w:bidi="th-TH"/>
         </w:rPr>
         <w:t xml:space="preserve"> </w:t>
       </w:r>
       <w:r>
         <w:rPr>
-          <w:rFonts w:ascii="TH Sarabun New" w:hAnsi="TH Sarabun New" w:cs="TH Sarabun New"/>
-          <w:noProof/>
-        </w:rPr>
-        <w:drawing>
-          <wp:inline distT="0" distB="0" distL="0" distR="0" wp14:anchorId="33A07494" wp14:editId="2DA51B46">
-            <wp:extent cx="1203960" cy="403860"/>
-            <wp:effectExtent l="0" t="0" r="0" b="0"/>
-            <wp:docPr id="16" name="Picture 16" descr="ไม่มีคำอธิบาย"/>
-            <wp:cNvGraphicFramePr>
-              <a:graphicFrameLocks xmlns:a="http://schemas.openxmlformats.org/drawingml/2006/main" noChangeAspect="1"/>
-            </wp:cNvGraphicFramePr>
-            <a:graphic xmlns:a="http://schemas.openxmlformats.org/drawingml/2006/main">
-              <a:graphicData uri="http://schemas.openxmlformats.org/drawingml/2006/picture">
-                <pic:pic xmlns:pic="http://schemas.openxmlformats.org/drawingml/2006/picture">
-                  <pic:nvPicPr>
-                    <pic:cNvPr id="0" name="Picture 8" descr="ไม่มีคำอธิบาย"/>
-                    <pic:cNvPicPr>
-                      <a:picLocks noChangeAspect="1" noChangeArrowheads="1"/>
-                    </pic:cNvPicPr>
-                  </pic:nvPicPr>
-                  <pic:blipFill>
-                    <a:blip r:embed="rId9">
-                      <a:extLst>
-                        <a:ext uri="{28A0092B-C50C-407E-A947-70E740481C1C}">
-                          <a14:useLocalDpi xmlns:a14="http://schemas.microsoft.com/office/drawing/2010/main" val="0"/>
-                        </a:ext>
-                      </a:extLst>
-                    </a:blip>
-                    <a:srcRect/>
-                    <a:stretch>
-                      <a:fillRect/>
-                    </a:stretch>
-                  </pic:blipFill>
-                  <pic:spPr bwMode="auto">
-                    <a:xfrm>
-                      <a:off x="0" y="0"/>
-                      <a:ext cx="1203960" cy="403860"/>
-                    </a:xfrm>
-                    <a:prstGeom prst="rect">
-                      <a:avLst/>
-                    </a:prstGeom>
-                    <a:noFill/>
-                    <a:ln>
-                      <a:noFill/>
-                    </a:ln>
-                  </pic:spPr>
-                </pic:pic>
-              </a:graphicData>
-            </a:graphic>
-          </wp:inline>
-        </w:drawing>
-      </w:r>
-      <w:r>
-        <w:rPr>
-          <w:rFonts w:ascii="TH Sarabun New" w:hAnsi="TH Sarabun New" w:cs="TH Sarabun New"/>
+          <w:rFonts w:ascii="TH Sarabun New" w:hAnsi="TH Sarabun New" w:cs="TH Sarabun New" w:hint="cs"/>
           <w:szCs w:val="32"/>
           <w:cs/>
+          <w:lang w:bidi="th-TH"/>
         </w:rPr>
-        <w:t xml:space="preserve"> </w:t>
-      </w:r>
-      <w:r>
-        <w:rPr>
-          <w:rFonts w:ascii="TH Sarabun New" w:hAnsi="TH Sarabun New" w:cs="TH Sarabun New"/>
-          <w:szCs w:val="32"/>
-        </w:rPr>
-        <w:t xml:space="preserve">Small </w:t>
-      </w:r>
-      <w:r>
-        <w:rPr>
-          <w:rFonts w:ascii="TH Sarabun New" w:hAnsi="TH Sarabun New" w:cs="TH Sarabun New"/>
-          <w:szCs w:val="32"/>
-          <w:cs/>
-        </w:rPr>
-        <w:t>ตัวใหม่ คำยังมีผิดอยู่บ้าง แต่อ่านออก</w:t>
+        <w:t>ต่ำได้หรือไม่ จึงนำไปพิจารณาในภายหลัง</w:t>
       </w:r>
     </w:p>
     <w:sectPr>
@@ -16623,6 +15479,24 @@
       </w:tblBorders>
     </w:tblPr>
   </w:style>
+  <w:style w:type="paragraph" w:styleId="affb">
+    <w:name w:val="Normal (Web)"/>
+    <w:basedOn w:val="a1"/>
+    <w:uiPriority w:val="99"/>
+    <w:semiHidden/>
+    <w:unhideWhenUsed/>
+    <w:rsid w:val="002A3608"/>
+    <w:pPr>
+      <w:spacing w:before="100" w:beforeAutospacing="1" w:after="100" w:afterAutospacing="1" w:line="240" w:lineRule="auto"/>
+    </w:pPr>
+    <w:rPr>
+      <w:rFonts w:ascii="Times New Roman" w:eastAsia="Times New Roman" w:hAnsi="Times New Roman" w:cs="Times New Roman"/>
+      <w:color w:val="auto"/>
+      <w:sz w:val="24"/>
+      <w:szCs w:val="24"/>
+      <w:lang w:bidi="th-TH"/>
+    </w:rPr>
+  </w:style>
 </w:styles>
 </file>
 
